--- a/shopping-cart-spring-boot-main/src/main/resources/templates/docx/doc_0.docx
+++ b/shopping-cart-spring-boot-main/src/main/resources/templates/docx/doc_0.docx
@@ -629,6 +629,28 @@
           <w:szCs w:val="32"/>
           <w:lang w:eastAsia="en-GB"/>
         </w:rPr>
+        <w:t>}}{{</w:t>
+      </w:r>
+      <w:proofErr w:type="spellStart"/>
+      <w:r>
+        <w:rPr>
+          <w:rFonts w:ascii="TH Sarabun New" w:eastAsia="Times New Roman" w:hAnsi="TH Sarabun New" w:cs="TH Sarabun New"/>
+          <w:color w:val="000000" w:themeColor="text1"/>
+          <w:sz w:val="32"/>
+          <w:szCs w:val="32"/>
+          <w:lang w:eastAsia="en-GB"/>
+        </w:rPr>
+        <w:t>applicant_name</w:t>
+      </w:r>
+      <w:proofErr w:type="spellEnd"/>
+      <w:r>
+        <w:rPr>
+          <w:rFonts w:ascii="TH Sarabun New" w:eastAsia="Times New Roman" w:hAnsi="TH Sarabun New" w:cs="TH Sarabun New"/>
+          <w:color w:val="000000" w:themeColor="text1"/>
+          <w:sz w:val="32"/>
+          <w:szCs w:val="32"/>
+          <w:lang w:eastAsia="en-GB"/>
+        </w:rPr>
         <w:t>}}</w:t>
       </w:r>
       <w:r>
@@ -640,7 +662,7 @@
           <w:cs/>
           <w:lang w:eastAsia="en-GB"/>
         </w:rPr>
-        <w:t>.</w:t>
+        <w:t xml:space="preserve"> </w:t>
       </w:r>
       <w:r>
         <w:rPr>
@@ -661,7 +683,7 @@
           <w:szCs w:val="32"/>
           <w:lang w:eastAsia="en-GB"/>
         </w:rPr>
-        <w:t>applicant_name</w:t>
+        <w:t>employment_type</w:t>
       </w:r>
       <w:proofErr w:type="spellEnd"/>
       <w:r>
@@ -680,13 +702,45 @@
           <w:color w:val="000000" w:themeColor="text1"/>
           <w:sz w:val="32"/>
           <w:szCs w:val="32"/>
-          <w:cs/>
           <w:lang w:eastAsia="en-GB"/>
         </w:rPr>
         <w:t xml:space="preserve"> </w:t>
       </w:r>
       <w:r>
         <w:rPr>
+          <w:rFonts w:ascii="TH Sarabun New" w:eastAsia="Times New Roman" w:hAnsi="TH Sarabun New" w:cs="TH Sarabun New" w:hint="cs"/>
+          <w:color w:val="000000" w:themeColor="text1"/>
+          <w:sz w:val="32"/>
+          <w:szCs w:val="32"/>
+          <w:cs/>
+          <w:lang w:eastAsia="en-GB"/>
+        </w:rPr>
+        <w:t>ประเภท</w:t>
+      </w:r>
+      <w:r>
+        <w:rPr>
+          <w:rFonts w:ascii="TH Sarabun New" w:eastAsia="Times New Roman" w:hAnsi="TH Sarabun New" w:cs="TH Sarabun New" w:hint="cs"/>
+          <w:color w:val="000000" w:themeColor="text1"/>
+          <w:sz w:val="32"/>
+          <w:szCs w:val="32"/>
+          <w:cs/>
+          <w:lang w:eastAsia="en-GB"/>
+        </w:rPr>
+        <w:t xml:space="preserve"> </w:t>
+      </w:r>
+      <w:r>
+        <w:rPr>
+          <w:rFonts w:ascii="TH Sarabun New" w:eastAsia="Times New Roman" w:hAnsi="TH Sarabun New" w:cs="TH Sarabun New" w:hint="cs"/>
+          <w:color w:val="000000" w:themeColor="text1"/>
+          <w:sz w:val="32"/>
+          <w:szCs w:val="32"/>
+          <w:cs/>
+          <w:lang w:eastAsia="en-GB"/>
+        </w:rPr>
+        <w:t xml:space="preserve">วิชาการ ตำแหน่ง </w:t>
+      </w:r>
+      <w:r>
+        <w:rPr>
           <w:rFonts w:ascii="TH Sarabun New" w:eastAsia="Times New Roman" w:hAnsi="TH Sarabun New" w:cs="TH Sarabun New"/>
           <w:color w:val="000000" w:themeColor="text1"/>
           <w:sz w:val="32"/>
@@ -704,7 +758,7 @@
           <w:szCs w:val="32"/>
           <w:lang w:eastAsia="en-GB"/>
         </w:rPr>
-        <w:t>employment_type</w:t>
+        <w:t>current_academic_rank</w:t>
       </w:r>
       <w:proofErr w:type="spellEnd"/>
       <w:r>
@@ -723,9 +777,40 @@
           <w:color w:val="000000" w:themeColor="text1"/>
           <w:sz w:val="32"/>
           <w:szCs w:val="32"/>
-          <w:lang w:eastAsia="en-GB"/>
-        </w:rPr>
-        <w:t xml:space="preserve"> </w:t>
+          <w:cs/>
+          <w:lang w:eastAsia="en-GB"/>
+        </w:rPr>
+        <w:t xml:space="preserve"> ปฏิบัติงานที่ สาขาวิชาวิทยาการคอมพิวเตอร์ สังกัด วิทยาลัยการคอมพิวเตอร์ มีความประสงค์ขอรับการประเมินการสอนจากคณะอนุกรรมการประเมินผลการสอน เพื่อประกอบการขอกำหนดตำแหน่งทางวิชาการระดับ </w:t>
+      </w:r>
+      <w:r>
+        <w:rPr>
+          <w:rFonts w:ascii="TH Sarabun New" w:eastAsia="Times New Roman" w:hAnsi="TH Sarabun New" w:cs="TH Sarabun New"/>
+          <w:color w:val="000000" w:themeColor="text1"/>
+          <w:sz w:val="32"/>
+          <w:szCs w:val="32"/>
+          <w:lang w:val="en-US" w:eastAsia="en-GB"/>
+        </w:rPr>
+        <w:t>[</w:t>
+      </w:r>
+      <w:r>
+        <w:rPr>
+          <w:rFonts w:ascii="TH Sarabun New" w:eastAsia="Times New Roman" w:hAnsi="TH Sarabun New" w:cs="TH Sarabun New"/>
+          <w:color w:val="000000" w:themeColor="text1"/>
+          <w:sz w:val="32"/>
+          <w:szCs w:val="32"/>
+          <w:lang w:val="en-US" w:eastAsia="en-GB"/>
+        </w:rPr>
+        <w:t>{{chk1}}</w:t>
+      </w:r>
+      <w:r>
+        <w:rPr>
+          <w:rFonts w:ascii="TH Sarabun New" w:eastAsia="Times New Roman" w:hAnsi="TH Sarabun New" w:cs="TH Sarabun New"/>
+          <w:color w:val="000000" w:themeColor="text1"/>
+          <w:sz w:val="32"/>
+          <w:szCs w:val="32"/>
+          <w:lang w:val="en-US" w:eastAsia="en-GB"/>
+        </w:rPr>
+        <w:t xml:space="preserve">] </w:t>
       </w:r>
       <w:r>
         <w:rPr>
@@ -734,74 +819,9 @@
           <w:sz w:val="32"/>
           <w:szCs w:val="32"/>
           <w:cs/>
-          <w:lang w:eastAsia="en-GB"/>
-        </w:rPr>
-        <w:t>ประเภท</w:t>
-      </w:r>
-      <w:r>
-        <w:rPr>
-          <w:rFonts w:ascii="TH Sarabun New" w:eastAsia="Times New Roman" w:hAnsi="TH Sarabun New" w:cs="TH Sarabun New" w:hint="cs"/>
-          <w:color w:val="000000" w:themeColor="text1"/>
-          <w:sz w:val="32"/>
-          <w:szCs w:val="32"/>
-          <w:cs/>
-          <w:lang w:eastAsia="en-GB"/>
-        </w:rPr>
-        <w:t xml:space="preserve"> </w:t>
-      </w:r>
-      <w:r>
-        <w:rPr>
-          <w:rFonts w:ascii="TH Sarabun New" w:eastAsia="Times New Roman" w:hAnsi="TH Sarabun New" w:cs="TH Sarabun New" w:hint="cs"/>
-          <w:color w:val="000000" w:themeColor="text1"/>
-          <w:sz w:val="32"/>
-          <w:szCs w:val="32"/>
-          <w:cs/>
-          <w:lang w:eastAsia="en-GB"/>
-        </w:rPr>
-        <w:t xml:space="preserve">วิชาการ ตำแหน่ง </w:t>
-      </w:r>
-      <w:r>
-        <w:rPr>
-          <w:rFonts w:ascii="TH Sarabun New" w:eastAsia="Times New Roman" w:hAnsi="TH Sarabun New" w:cs="TH Sarabun New"/>
-          <w:color w:val="000000" w:themeColor="text1"/>
-          <w:sz w:val="32"/>
-          <w:szCs w:val="32"/>
-          <w:lang w:eastAsia="en-GB"/>
-        </w:rPr>
-        <w:t>{{</w:t>
-      </w:r>
-      <w:proofErr w:type="spellStart"/>
-      <w:r>
-        <w:rPr>
-          <w:rFonts w:ascii="TH Sarabun New" w:eastAsia="Times New Roman" w:hAnsi="TH Sarabun New" w:cs="TH Sarabun New"/>
-          <w:color w:val="000000" w:themeColor="text1"/>
-          <w:sz w:val="32"/>
-          <w:szCs w:val="32"/>
-          <w:lang w:eastAsia="en-GB"/>
-        </w:rPr>
-        <w:t>current_academic_rank</w:t>
-      </w:r>
-      <w:proofErr w:type="spellEnd"/>
-      <w:r>
-        <w:rPr>
-          <w:rFonts w:ascii="TH Sarabun New" w:eastAsia="Times New Roman" w:hAnsi="TH Sarabun New" w:cs="TH Sarabun New"/>
-          <w:color w:val="000000" w:themeColor="text1"/>
-          <w:sz w:val="32"/>
-          <w:szCs w:val="32"/>
-          <w:lang w:eastAsia="en-GB"/>
-        </w:rPr>
-        <w:t>}}</w:t>
-      </w:r>
-      <w:r>
-        <w:rPr>
-          <w:rFonts w:ascii="TH Sarabun New" w:eastAsia="Times New Roman" w:hAnsi="TH Sarabun New" w:cs="TH Sarabun New" w:hint="cs"/>
-          <w:color w:val="000000" w:themeColor="text1"/>
-          <w:sz w:val="32"/>
-          <w:szCs w:val="32"/>
-          <w:cs/>
-          <w:lang w:eastAsia="en-GB"/>
-        </w:rPr>
-        <w:t xml:space="preserve"> ปฏิบัติงานที่ สาขาวิชาวิทยาการคอมพิวเตอร์ สังกัด วิทยาลัยการคอมพิวเตอร์ มีความประสงค์ขอรับการประเมินการสอนจากคณะอนุกรรมการประเมินผลการสอน เพื่อประกอบการขอกำหนดตำแหน่งทางวิชาการระดับ </w:t>
+          <w:lang w:val="en-US" w:eastAsia="en-GB"/>
+        </w:rPr>
+        <w:t xml:space="preserve">ผู้ช่วยศาสตราจารย์  </w:t>
       </w:r>
       <w:r>
         <w:rPr>
@@ -813,49 +833,6 @@
         </w:rPr>
         <w:t>[</w:t>
       </w:r>
-      <w:r>
-        <w:rPr>
-          <w:rFonts w:ascii="TH Sarabun New" w:eastAsia="Times New Roman" w:hAnsi="TH Sarabun New" w:cs="TH Sarabun New"/>
-          <w:color w:val="000000" w:themeColor="text1"/>
-          <w:sz w:val="32"/>
-          <w:szCs w:val="32"/>
-          <w:lang w:val="en-US" w:eastAsia="en-GB"/>
-        </w:rPr>
-        <w:t>{{chk1}}</w:t>
-      </w:r>
-      <w:r>
-        <w:rPr>
-          <w:rFonts w:ascii="TH Sarabun New" w:eastAsia="Times New Roman" w:hAnsi="TH Sarabun New" w:cs="TH Sarabun New"/>
-          <w:color w:val="000000" w:themeColor="text1"/>
-          <w:sz w:val="32"/>
-          <w:szCs w:val="32"/>
-          <w:lang w:val="en-US" w:eastAsia="en-GB"/>
-        </w:rPr>
-        <w:t xml:space="preserve">] </w:t>
-      </w:r>
-      <w:proofErr w:type="gramStart"/>
-      <w:r>
-        <w:rPr>
-          <w:rFonts w:ascii="TH Sarabun New" w:eastAsia="Times New Roman" w:hAnsi="TH Sarabun New" w:cs="TH Sarabun New" w:hint="cs"/>
-          <w:color w:val="000000" w:themeColor="text1"/>
-          <w:sz w:val="32"/>
-          <w:szCs w:val="32"/>
-          <w:cs/>
-          <w:lang w:val="en-US" w:eastAsia="en-GB"/>
-        </w:rPr>
-        <w:t xml:space="preserve">ผู้ช่วยศาสตราจารย์  </w:t>
-      </w:r>
-      <w:r>
-        <w:rPr>
-          <w:rFonts w:ascii="TH Sarabun New" w:eastAsia="Times New Roman" w:hAnsi="TH Sarabun New" w:cs="TH Sarabun New"/>
-          <w:color w:val="000000" w:themeColor="text1"/>
-          <w:sz w:val="32"/>
-          <w:szCs w:val="32"/>
-          <w:lang w:val="en-US" w:eastAsia="en-GB"/>
-        </w:rPr>
-        <w:t>[</w:t>
-      </w:r>
-      <w:proofErr w:type="gramEnd"/>
       <w:r>
         <w:rPr>
           <w:rFonts w:ascii="TH Sarabun New" w:eastAsia="Times New Roman" w:hAnsi="TH Sarabun New" w:cs="TH Sarabun New"/>
@@ -1931,7 +1908,7 @@
     <w:lsdException w:name="Unresolved Mention" w:semiHidden="1" w:unhideWhenUsed="1"/>
     <w:lsdException w:name="Smart Link" w:semiHidden="1" w:unhideWhenUsed="1"/>
   </w:latentStyles>
-  <w:style w:type="paragraph" w:default="1" w:styleId="Normal">
+  <w:style w:type="paragraph" w:default="1" w:styleId="a">
     <w:name w:val="Normal"/>
     <w:qFormat/>
     <w:rsid w:val="005D52E8"/>
@@ -1940,11 +1917,11 @@
       <w:szCs w:val="24"/>
     </w:rPr>
   </w:style>
-  <w:style w:type="paragraph" w:styleId="Heading1">
+  <w:style w:type="paragraph" w:styleId="1">
     <w:name w:val="heading 1"/>
-    <w:basedOn w:val="Normal"/>
-    <w:next w:val="Normal"/>
-    <w:link w:val="Heading1Char"/>
+    <w:basedOn w:val="a"/>
+    <w:next w:val="a"/>
+    <w:link w:val="10"/>
     <w:uiPriority w:val="9"/>
     <w:qFormat/>
     <w:rsid w:val="005D52E8"/>
@@ -1962,11 +1939,11 @@
       <w:szCs w:val="32"/>
     </w:rPr>
   </w:style>
-  <w:style w:type="paragraph" w:styleId="Heading2">
+  <w:style w:type="paragraph" w:styleId="2">
     <w:name w:val="heading 2"/>
-    <w:basedOn w:val="Normal"/>
-    <w:next w:val="Normal"/>
-    <w:link w:val="Heading2Char"/>
+    <w:basedOn w:val="a"/>
+    <w:next w:val="a"/>
+    <w:link w:val="20"/>
     <w:uiPriority w:val="9"/>
     <w:semiHidden/>
     <w:unhideWhenUsed/>
@@ -1987,11 +1964,11 @@
       <w:szCs w:val="28"/>
     </w:rPr>
   </w:style>
-  <w:style w:type="paragraph" w:styleId="Heading3">
+  <w:style w:type="paragraph" w:styleId="3">
     <w:name w:val="heading 3"/>
-    <w:basedOn w:val="Normal"/>
-    <w:next w:val="Normal"/>
-    <w:link w:val="Heading3Char"/>
+    <w:basedOn w:val="a"/>
+    <w:next w:val="a"/>
+    <w:link w:val="30"/>
     <w:uiPriority w:val="9"/>
     <w:semiHidden/>
     <w:unhideWhenUsed/>
@@ -2010,11 +1987,11 @@
       <w:szCs w:val="26"/>
     </w:rPr>
   </w:style>
-  <w:style w:type="paragraph" w:styleId="Heading4">
+  <w:style w:type="paragraph" w:styleId="4">
     <w:name w:val="heading 4"/>
-    <w:basedOn w:val="Normal"/>
-    <w:next w:val="Normal"/>
-    <w:link w:val="Heading4Char"/>
+    <w:basedOn w:val="a"/>
+    <w:next w:val="a"/>
+    <w:link w:val="40"/>
     <w:uiPriority w:val="9"/>
     <w:semiHidden/>
     <w:unhideWhenUsed/>
@@ -2032,11 +2009,11 @@
       <w:szCs w:val="28"/>
     </w:rPr>
   </w:style>
-  <w:style w:type="paragraph" w:styleId="Heading5">
+  <w:style w:type="paragraph" w:styleId="5">
     <w:name w:val="heading 5"/>
-    <w:basedOn w:val="Normal"/>
-    <w:next w:val="Normal"/>
-    <w:link w:val="Heading5Char"/>
+    <w:basedOn w:val="a"/>
+    <w:next w:val="a"/>
+    <w:link w:val="50"/>
     <w:uiPriority w:val="9"/>
     <w:semiHidden/>
     <w:unhideWhenUsed/>
@@ -2055,11 +2032,11 @@
       <w:szCs w:val="26"/>
     </w:rPr>
   </w:style>
-  <w:style w:type="paragraph" w:styleId="Heading6">
+  <w:style w:type="paragraph" w:styleId="6">
     <w:name w:val="heading 6"/>
-    <w:basedOn w:val="Normal"/>
-    <w:next w:val="Normal"/>
-    <w:link w:val="Heading6Char"/>
+    <w:basedOn w:val="a"/>
+    <w:next w:val="a"/>
+    <w:link w:val="60"/>
     <w:uiPriority w:val="9"/>
     <w:semiHidden/>
     <w:unhideWhenUsed/>
@@ -2076,11 +2053,11 @@
       <w:szCs w:val="22"/>
     </w:rPr>
   </w:style>
-  <w:style w:type="paragraph" w:styleId="Heading7">
+  <w:style w:type="paragraph" w:styleId="7">
     <w:name w:val="heading 7"/>
-    <w:basedOn w:val="Normal"/>
-    <w:next w:val="Normal"/>
-    <w:link w:val="Heading7Char"/>
+    <w:basedOn w:val="a"/>
+    <w:next w:val="a"/>
+    <w:link w:val="70"/>
     <w:uiPriority w:val="9"/>
     <w:semiHidden/>
     <w:unhideWhenUsed/>
@@ -2091,11 +2068,11 @@
       <w:outlineLvl w:val="6"/>
     </w:pPr>
   </w:style>
-  <w:style w:type="paragraph" w:styleId="Heading8">
+  <w:style w:type="paragraph" w:styleId="8">
     <w:name w:val="heading 8"/>
-    <w:basedOn w:val="Normal"/>
-    <w:next w:val="Normal"/>
-    <w:link w:val="Heading8Char"/>
+    <w:basedOn w:val="a"/>
+    <w:next w:val="a"/>
+    <w:link w:val="80"/>
     <w:uiPriority w:val="9"/>
     <w:semiHidden/>
     <w:unhideWhenUsed/>
@@ -2110,11 +2087,11 @@
       <w:iCs/>
     </w:rPr>
   </w:style>
-  <w:style w:type="paragraph" w:styleId="Heading9">
+  <w:style w:type="paragraph" w:styleId="9">
     <w:name w:val="heading 9"/>
-    <w:basedOn w:val="Normal"/>
-    <w:next w:val="Normal"/>
-    <w:link w:val="Heading9Char"/>
+    <w:basedOn w:val="a"/>
+    <w:next w:val="a"/>
+    <w:link w:val="90"/>
     <w:uiPriority w:val="9"/>
     <w:semiHidden/>
     <w:unhideWhenUsed/>
@@ -2130,12 +2107,13 @@
       <w:szCs w:val="22"/>
     </w:rPr>
   </w:style>
-  <w:style w:type="character" w:default="1" w:styleId="DefaultParagraphFont">
+  <w:style w:type="character" w:default="1" w:styleId="a0">
     <w:name w:val="Default Paragraph Font"/>
     <w:uiPriority w:val="1"/>
+    <w:semiHidden/>
     <w:unhideWhenUsed/>
   </w:style>
-  <w:style w:type="table" w:default="1" w:styleId="TableNormal">
+  <w:style w:type="table" w:default="1" w:styleId="a1">
     <w:name w:val="Normal Table"/>
     <w:uiPriority w:val="99"/>
     <w:semiHidden/>
@@ -2150,15 +2128,15 @@
       </w:tblCellMar>
     </w:tblPr>
   </w:style>
-  <w:style w:type="numbering" w:default="1" w:styleId="NoList">
+  <w:style w:type="numbering" w:default="1" w:styleId="a2">
     <w:name w:val="No List"/>
     <w:uiPriority w:val="99"/>
     <w:semiHidden/>
     <w:unhideWhenUsed/>
   </w:style>
-  <w:style w:type="paragraph" w:styleId="NormalWeb">
+  <w:style w:type="paragraph" w:styleId="a3">
     <w:name w:val="Normal (Web)"/>
-    <w:basedOn w:val="Normal"/>
+    <w:basedOn w:val="a"/>
     <w:uiPriority w:val="99"/>
     <w:semiHidden/>
     <w:unhideWhenUsed/>
@@ -2173,13 +2151,13 @@
   </w:style>
   <w:style w:type="character" w:customStyle="1" w:styleId="apple-tab-span">
     <w:name w:val="apple-tab-span"/>
-    <w:basedOn w:val="DefaultParagraphFont"/>
+    <w:basedOn w:val="a0"/>
     <w:rsid w:val="000463DB"/>
   </w:style>
-  <w:style w:type="paragraph" w:styleId="BalloonText">
+  <w:style w:type="paragraph" w:styleId="a4">
     <w:name w:val="Balloon Text"/>
-    <w:basedOn w:val="Normal"/>
-    <w:link w:val="BalloonTextChar"/>
+    <w:basedOn w:val="a"/>
+    <w:link w:val="a5"/>
     <w:uiPriority w:val="99"/>
     <w:semiHidden/>
     <w:unhideWhenUsed/>
@@ -2190,10 +2168,10 @@
       <w:szCs w:val="22"/>
     </w:rPr>
   </w:style>
-  <w:style w:type="character" w:customStyle="1" w:styleId="BalloonTextChar">
-    <w:name w:val="Balloon Text Char"/>
-    <w:basedOn w:val="DefaultParagraphFont"/>
-    <w:link w:val="BalloonText"/>
+  <w:style w:type="character" w:customStyle="1" w:styleId="a5">
+    <w:name w:val="ข้อความบอลลูน อักขระ"/>
+    <w:basedOn w:val="a0"/>
+    <w:link w:val="a4"/>
     <w:uiPriority w:val="99"/>
     <w:semiHidden/>
     <w:rsid w:val="000C52FD"/>
@@ -2203,10 +2181,10 @@
       <w:szCs w:val="22"/>
     </w:rPr>
   </w:style>
-  <w:style w:type="paragraph" w:styleId="Header">
+  <w:style w:type="paragraph" w:styleId="a6">
     <w:name w:val="header"/>
-    <w:basedOn w:val="Normal"/>
-    <w:link w:val="HeaderChar"/>
+    <w:basedOn w:val="a"/>
+    <w:link w:val="a7"/>
     <w:uiPriority w:val="99"/>
     <w:unhideWhenUsed/>
     <w:rsid w:val="002E55A6"/>
@@ -2217,17 +2195,17 @@
       </w:tabs>
     </w:pPr>
   </w:style>
-  <w:style w:type="character" w:customStyle="1" w:styleId="HeaderChar">
-    <w:name w:val="Header Char"/>
-    <w:basedOn w:val="DefaultParagraphFont"/>
-    <w:link w:val="Header"/>
+  <w:style w:type="character" w:customStyle="1" w:styleId="a7">
+    <w:name w:val="หัวกระดาษ อักขระ"/>
+    <w:basedOn w:val="a0"/>
+    <w:link w:val="a6"/>
     <w:uiPriority w:val="99"/>
     <w:rsid w:val="002E55A6"/>
   </w:style>
-  <w:style w:type="paragraph" w:styleId="Footer">
+  <w:style w:type="paragraph" w:styleId="a8">
     <w:name w:val="footer"/>
-    <w:basedOn w:val="Normal"/>
-    <w:link w:val="FooterChar"/>
+    <w:basedOn w:val="a"/>
+    <w:link w:val="a9"/>
     <w:uiPriority w:val="99"/>
     <w:unhideWhenUsed/>
     <w:rsid w:val="002E55A6"/>
@@ -2238,17 +2216,17 @@
       </w:tabs>
     </w:pPr>
   </w:style>
-  <w:style w:type="character" w:customStyle="1" w:styleId="FooterChar">
-    <w:name w:val="Footer Char"/>
-    <w:basedOn w:val="DefaultParagraphFont"/>
-    <w:link w:val="Footer"/>
+  <w:style w:type="character" w:customStyle="1" w:styleId="a9">
+    <w:name w:val="ท้ายกระดาษ อักขระ"/>
+    <w:basedOn w:val="a0"/>
+    <w:link w:val="a8"/>
     <w:uiPriority w:val="99"/>
     <w:rsid w:val="002E55A6"/>
   </w:style>
-  <w:style w:type="character" w:customStyle="1" w:styleId="Heading1Char">
-    <w:name w:val="Heading 1 Char"/>
-    <w:basedOn w:val="DefaultParagraphFont"/>
-    <w:link w:val="Heading1"/>
+  <w:style w:type="character" w:customStyle="1" w:styleId="10">
+    <w:name w:val="หัวเรื่อง 1 อักขระ"/>
+    <w:basedOn w:val="a0"/>
+    <w:link w:val="1"/>
     <w:uiPriority w:val="9"/>
     <w:rsid w:val="005D52E8"/>
     <w:rPr>
@@ -2260,10 +2238,10 @@
       <w:szCs w:val="32"/>
     </w:rPr>
   </w:style>
-  <w:style w:type="character" w:customStyle="1" w:styleId="Heading2Char">
-    <w:name w:val="Heading 2 Char"/>
-    <w:basedOn w:val="DefaultParagraphFont"/>
-    <w:link w:val="Heading2"/>
+  <w:style w:type="character" w:customStyle="1" w:styleId="20">
+    <w:name w:val="หัวเรื่อง 2 อักขระ"/>
+    <w:basedOn w:val="a0"/>
+    <w:link w:val="2"/>
     <w:uiPriority w:val="9"/>
     <w:semiHidden/>
     <w:rsid w:val="005D52E8"/>
@@ -2277,10 +2255,10 @@
       <w:szCs w:val="28"/>
     </w:rPr>
   </w:style>
-  <w:style w:type="character" w:customStyle="1" w:styleId="Heading3Char">
-    <w:name w:val="Heading 3 Char"/>
-    <w:basedOn w:val="DefaultParagraphFont"/>
-    <w:link w:val="Heading3"/>
+  <w:style w:type="character" w:customStyle="1" w:styleId="30">
+    <w:name w:val="หัวเรื่อง 3 อักขระ"/>
+    <w:basedOn w:val="a0"/>
+    <w:link w:val="3"/>
     <w:uiPriority w:val="9"/>
     <w:semiHidden/>
     <w:rsid w:val="005D52E8"/>
@@ -2292,10 +2270,10 @@
       <w:szCs w:val="26"/>
     </w:rPr>
   </w:style>
-  <w:style w:type="character" w:customStyle="1" w:styleId="Heading4Char">
-    <w:name w:val="Heading 4 Char"/>
-    <w:basedOn w:val="DefaultParagraphFont"/>
-    <w:link w:val="Heading4"/>
+  <w:style w:type="character" w:customStyle="1" w:styleId="40">
+    <w:name w:val="หัวเรื่อง 4 อักขระ"/>
+    <w:basedOn w:val="a0"/>
+    <w:link w:val="4"/>
     <w:uiPriority w:val="9"/>
     <w:semiHidden/>
     <w:rsid w:val="005D52E8"/>
@@ -2306,10 +2284,10 @@
       <w:szCs w:val="28"/>
     </w:rPr>
   </w:style>
-  <w:style w:type="character" w:customStyle="1" w:styleId="Heading5Char">
-    <w:name w:val="Heading 5 Char"/>
-    <w:basedOn w:val="DefaultParagraphFont"/>
-    <w:link w:val="Heading5"/>
+  <w:style w:type="character" w:customStyle="1" w:styleId="50">
+    <w:name w:val="หัวเรื่อง 5 อักขระ"/>
+    <w:basedOn w:val="a0"/>
+    <w:link w:val="5"/>
     <w:uiPriority w:val="9"/>
     <w:semiHidden/>
     <w:rsid w:val="005D52E8"/>
@@ -2322,10 +2300,10 @@
       <w:szCs w:val="26"/>
     </w:rPr>
   </w:style>
-  <w:style w:type="character" w:customStyle="1" w:styleId="Heading6Char">
-    <w:name w:val="Heading 6 Char"/>
-    <w:basedOn w:val="DefaultParagraphFont"/>
-    <w:link w:val="Heading6"/>
+  <w:style w:type="character" w:customStyle="1" w:styleId="60">
+    <w:name w:val="หัวเรื่อง 6 อักขระ"/>
+    <w:basedOn w:val="a0"/>
+    <w:link w:val="6"/>
     <w:uiPriority w:val="9"/>
     <w:semiHidden/>
     <w:rsid w:val="005D52E8"/>
@@ -2334,10 +2312,10 @@
       <w:bCs/>
     </w:rPr>
   </w:style>
-  <w:style w:type="character" w:customStyle="1" w:styleId="Heading7Char">
-    <w:name w:val="Heading 7 Char"/>
-    <w:basedOn w:val="DefaultParagraphFont"/>
-    <w:link w:val="Heading7"/>
+  <w:style w:type="character" w:customStyle="1" w:styleId="70">
+    <w:name w:val="หัวเรื่อง 7 อักขระ"/>
+    <w:basedOn w:val="a0"/>
+    <w:link w:val="7"/>
     <w:uiPriority w:val="9"/>
     <w:semiHidden/>
     <w:rsid w:val="005D52E8"/>
@@ -2346,10 +2324,10 @@
       <w:szCs w:val="24"/>
     </w:rPr>
   </w:style>
-  <w:style w:type="character" w:customStyle="1" w:styleId="Heading8Char">
-    <w:name w:val="Heading 8 Char"/>
-    <w:basedOn w:val="DefaultParagraphFont"/>
-    <w:link w:val="Heading8"/>
+  <w:style w:type="character" w:customStyle="1" w:styleId="80">
+    <w:name w:val="หัวเรื่อง 8 อักขระ"/>
+    <w:basedOn w:val="a0"/>
+    <w:link w:val="8"/>
     <w:uiPriority w:val="9"/>
     <w:semiHidden/>
     <w:rsid w:val="005D52E8"/>
@@ -2360,10 +2338,10 @@
       <w:szCs w:val="24"/>
     </w:rPr>
   </w:style>
-  <w:style w:type="character" w:customStyle="1" w:styleId="Heading9Char">
-    <w:name w:val="Heading 9 Char"/>
-    <w:basedOn w:val="DefaultParagraphFont"/>
-    <w:link w:val="Heading9"/>
+  <w:style w:type="character" w:customStyle="1" w:styleId="90">
+    <w:name w:val="หัวเรื่อง 9 อักขระ"/>
+    <w:basedOn w:val="a0"/>
+    <w:link w:val="9"/>
     <w:uiPriority w:val="9"/>
     <w:semiHidden/>
     <w:rsid w:val="005D52E8"/>
@@ -2371,11 +2349,11 @@
       <w:rFonts w:asciiTheme="majorHAnsi" w:eastAsiaTheme="majorEastAsia" w:hAnsiTheme="majorHAnsi"/>
     </w:rPr>
   </w:style>
-  <w:style w:type="paragraph" w:styleId="Title">
+  <w:style w:type="paragraph" w:styleId="aa">
     <w:name w:val="Title"/>
-    <w:basedOn w:val="Normal"/>
-    <w:next w:val="Normal"/>
-    <w:link w:val="TitleChar"/>
+    <w:basedOn w:val="a"/>
+    <w:next w:val="a"/>
+    <w:link w:val="ab"/>
     <w:uiPriority w:val="10"/>
     <w:qFormat/>
     <w:rsid w:val="005D52E8"/>
@@ -2393,10 +2371,10 @@
       <w:szCs w:val="32"/>
     </w:rPr>
   </w:style>
-  <w:style w:type="character" w:customStyle="1" w:styleId="TitleChar">
-    <w:name w:val="Title Char"/>
-    <w:basedOn w:val="DefaultParagraphFont"/>
-    <w:link w:val="Title"/>
+  <w:style w:type="character" w:customStyle="1" w:styleId="ab">
+    <w:name w:val="ชื่อเรื่อง อักขระ"/>
+    <w:basedOn w:val="a0"/>
+    <w:link w:val="aa"/>
     <w:uiPriority w:val="10"/>
     <w:rsid w:val="005D52E8"/>
     <w:rPr>
@@ -2408,11 +2386,11 @@
       <w:szCs w:val="32"/>
     </w:rPr>
   </w:style>
-  <w:style w:type="paragraph" w:styleId="Subtitle">
+  <w:style w:type="paragraph" w:styleId="ac">
     <w:name w:val="Subtitle"/>
-    <w:basedOn w:val="Normal"/>
-    <w:next w:val="Normal"/>
-    <w:link w:val="SubtitleChar"/>
+    <w:basedOn w:val="a"/>
+    <w:next w:val="a"/>
+    <w:link w:val="ad"/>
     <w:uiPriority w:val="11"/>
     <w:qFormat/>
     <w:rsid w:val="005D52E8"/>
@@ -2425,10 +2403,10 @@
       <w:rFonts w:asciiTheme="majorHAnsi" w:eastAsiaTheme="majorEastAsia" w:hAnsiTheme="majorHAnsi"/>
     </w:rPr>
   </w:style>
-  <w:style w:type="character" w:customStyle="1" w:styleId="SubtitleChar">
-    <w:name w:val="Subtitle Char"/>
-    <w:basedOn w:val="DefaultParagraphFont"/>
-    <w:link w:val="Subtitle"/>
+  <w:style w:type="character" w:customStyle="1" w:styleId="ad">
+    <w:name w:val="ชื่อเรื่องรอง อักขระ"/>
+    <w:basedOn w:val="a0"/>
+    <w:link w:val="ac"/>
     <w:uiPriority w:val="11"/>
     <w:rsid w:val="005D52E8"/>
     <w:rPr>
@@ -2437,9 +2415,9 @@
       <w:szCs w:val="24"/>
     </w:rPr>
   </w:style>
-  <w:style w:type="character" w:styleId="Strong">
+  <w:style w:type="character" w:styleId="ae">
     <w:name w:val="Strong"/>
-    <w:basedOn w:val="DefaultParagraphFont"/>
+    <w:basedOn w:val="a0"/>
     <w:uiPriority w:val="22"/>
     <w:qFormat/>
     <w:rsid w:val="005D52E8"/>
@@ -2448,9 +2426,9 @@
       <w:bCs/>
     </w:rPr>
   </w:style>
-  <w:style w:type="character" w:styleId="Emphasis">
+  <w:style w:type="character" w:styleId="af">
     <w:name w:val="Emphasis"/>
-    <w:basedOn w:val="DefaultParagraphFont"/>
+    <w:basedOn w:val="a0"/>
     <w:uiPriority w:val="20"/>
     <w:qFormat/>
     <w:rsid w:val="005D52E8"/>
@@ -2461,9 +2439,9 @@
       <w:iCs/>
     </w:rPr>
   </w:style>
-  <w:style w:type="paragraph" w:styleId="NoSpacing">
+  <w:style w:type="paragraph" w:styleId="af0">
     <w:name w:val="No Spacing"/>
-    <w:basedOn w:val="Normal"/>
+    <w:basedOn w:val="a"/>
     <w:uiPriority w:val="1"/>
     <w:qFormat/>
     <w:rsid w:val="005D52E8"/>
@@ -2471,9 +2449,9 @@
       <w:szCs w:val="32"/>
     </w:rPr>
   </w:style>
-  <w:style w:type="paragraph" w:styleId="ListParagraph">
+  <w:style w:type="paragraph" w:styleId="af1">
     <w:name w:val="List Paragraph"/>
-    <w:basedOn w:val="Normal"/>
+    <w:basedOn w:val="a"/>
     <w:uiPriority w:val="34"/>
     <w:qFormat/>
     <w:rsid w:val="005D52E8"/>
@@ -2482,11 +2460,11 @@
       <w:contextualSpacing/>
     </w:pPr>
   </w:style>
-  <w:style w:type="paragraph" w:styleId="Quote">
+  <w:style w:type="paragraph" w:styleId="af2">
     <w:name w:val="Quote"/>
-    <w:basedOn w:val="Normal"/>
-    <w:next w:val="Normal"/>
-    <w:link w:val="QuoteChar"/>
+    <w:basedOn w:val="a"/>
+    <w:next w:val="a"/>
+    <w:link w:val="af3"/>
     <w:uiPriority w:val="29"/>
     <w:qFormat/>
     <w:rsid w:val="005D52E8"/>
@@ -2494,10 +2472,10 @@
       <w:i/>
     </w:rPr>
   </w:style>
-  <w:style w:type="character" w:customStyle="1" w:styleId="QuoteChar">
-    <w:name w:val="Quote Char"/>
-    <w:basedOn w:val="DefaultParagraphFont"/>
-    <w:link w:val="Quote"/>
+  <w:style w:type="character" w:customStyle="1" w:styleId="af3">
+    <w:name w:val="คำอ้างอิง อักขระ"/>
+    <w:basedOn w:val="a0"/>
+    <w:link w:val="af2"/>
     <w:uiPriority w:val="29"/>
     <w:rsid w:val="005D52E8"/>
     <w:rPr>
@@ -2506,11 +2484,11 @@
       <w:szCs w:val="24"/>
     </w:rPr>
   </w:style>
-  <w:style w:type="paragraph" w:styleId="IntenseQuote">
+  <w:style w:type="paragraph" w:styleId="af4">
     <w:name w:val="Intense Quote"/>
-    <w:basedOn w:val="Normal"/>
-    <w:next w:val="Normal"/>
-    <w:link w:val="IntenseQuoteChar"/>
+    <w:basedOn w:val="a"/>
+    <w:next w:val="a"/>
+    <w:link w:val="af5"/>
     <w:uiPriority w:val="30"/>
     <w:qFormat/>
     <w:rsid w:val="005D52E8"/>
@@ -2523,10 +2501,10 @@
       <w:szCs w:val="22"/>
     </w:rPr>
   </w:style>
-  <w:style w:type="character" w:customStyle="1" w:styleId="IntenseQuoteChar">
-    <w:name w:val="Intense Quote Char"/>
-    <w:basedOn w:val="DefaultParagraphFont"/>
-    <w:link w:val="IntenseQuote"/>
+  <w:style w:type="character" w:customStyle="1" w:styleId="af5">
+    <w:name w:val="ทำให้คำอ้างอิงเป็นสีเข้มขึ้น อักขระ"/>
+    <w:basedOn w:val="a0"/>
+    <w:link w:val="af4"/>
     <w:uiPriority w:val="30"/>
     <w:rsid w:val="005D52E8"/>
     <w:rPr>
@@ -2535,7 +2513,7 @@
       <w:sz w:val="24"/>
     </w:rPr>
   </w:style>
-  <w:style w:type="character" w:styleId="SubtleEmphasis">
+  <w:style w:type="character" w:styleId="af6">
     <w:name w:val="Subtle Emphasis"/>
     <w:uiPriority w:val="19"/>
     <w:qFormat/>
@@ -2545,9 +2523,9 @@
       <w:color w:val="5A5A5A" w:themeColor="text1" w:themeTint="A5"/>
     </w:rPr>
   </w:style>
-  <w:style w:type="character" w:styleId="IntenseEmphasis">
+  <w:style w:type="character" w:styleId="af7">
     <w:name w:val="Intense Emphasis"/>
-    <w:basedOn w:val="DefaultParagraphFont"/>
+    <w:basedOn w:val="a0"/>
     <w:uiPriority w:val="21"/>
     <w:qFormat/>
     <w:rsid w:val="005D52E8"/>
@@ -2559,9 +2537,9 @@
       <w:u w:val="single"/>
     </w:rPr>
   </w:style>
-  <w:style w:type="character" w:styleId="SubtleReference">
+  <w:style w:type="character" w:styleId="af8">
     <w:name w:val="Subtle Reference"/>
-    <w:basedOn w:val="DefaultParagraphFont"/>
+    <w:basedOn w:val="a0"/>
     <w:uiPriority w:val="31"/>
     <w:qFormat/>
     <w:rsid w:val="005D52E8"/>
@@ -2571,9 +2549,9 @@
       <w:u w:val="single"/>
     </w:rPr>
   </w:style>
-  <w:style w:type="character" w:styleId="IntenseReference">
+  <w:style w:type="character" w:styleId="af9">
     <w:name w:val="Intense Reference"/>
-    <w:basedOn w:val="DefaultParagraphFont"/>
+    <w:basedOn w:val="a0"/>
     <w:uiPriority w:val="32"/>
     <w:qFormat/>
     <w:rsid w:val="005D52E8"/>
@@ -2583,9 +2561,9 @@
       <w:u w:val="single"/>
     </w:rPr>
   </w:style>
-  <w:style w:type="character" w:styleId="BookTitle">
+  <w:style w:type="character" w:styleId="afa">
     <w:name w:val="Book Title"/>
-    <w:basedOn w:val="DefaultParagraphFont"/>
+    <w:basedOn w:val="a0"/>
     <w:uiPriority w:val="33"/>
     <w:qFormat/>
     <w:rsid w:val="005D52E8"/>
@@ -2597,10 +2575,10 @@
       <w:szCs w:val="24"/>
     </w:rPr>
   </w:style>
-  <w:style w:type="paragraph" w:styleId="TOCHeading">
+  <w:style w:type="paragraph" w:styleId="afb">
     <w:name w:val="TOC Heading"/>
-    <w:basedOn w:val="Heading1"/>
-    <w:next w:val="Normal"/>
+    <w:basedOn w:val="1"/>
+    <w:next w:val="a"/>
     <w:uiPriority w:val="39"/>
     <w:semiHidden/>
     <w:unhideWhenUsed/>
@@ -2610,9 +2588,9 @@
       <w:outlineLvl w:val="9"/>
     </w:pPr>
   </w:style>
-  <w:style w:type="table" w:styleId="TableGrid">
+  <w:style w:type="table" w:styleId="afc">
     <w:name w:val="Table Grid"/>
-    <w:basedOn w:val="TableNormal"/>
+    <w:basedOn w:val="a1"/>
     <w:uiPriority w:val="39"/>
     <w:rsid w:val="005E088A"/>
     <w:tblPr>

--- a/shopping-cart-spring-boot-main/src/main/resources/templates/docx/doc_0.docx
+++ b/shopping-cart-spring-boot-main/src/main/resources/templates/docx/doc_0.docx
@@ -203,7 +203,7 @@
           <w:color w:val="000000" w:themeColor="text1"/>
           <w:sz w:val="32"/>
           <w:szCs w:val="32"/>
-          <w:lang w:eastAsia="en-GB"/>
+          <w:lang w:val="en-US" w:eastAsia="en-GB"/>
         </w:rPr>
       </w:pPr>
       <w:r>
@@ -320,9 +320,9 @@
           <w:color w:val="000000" w:themeColor="text1"/>
           <w:sz w:val="32"/>
           <w:szCs w:val="32"/>
-          <w:lang w:eastAsia="en-GB"/>
-        </w:rPr>
-        <w:t>document_number</w:t>
+          <w:lang w:val="en-US" w:eastAsia="en-GB"/>
+        </w:rPr>
+        <w:t>memo_no</w:t>
       </w:r>
       <w:proofErr w:type="spellEnd"/>
       <w:r>
@@ -387,39 +387,18 @@
           <w:szCs w:val="32"/>
           <w:lang w:eastAsia="en-GB"/>
         </w:rPr>
-        <w:t>{{</w:t>
-      </w:r>
-      <w:proofErr w:type="spellStart"/>
-      <w:r>
-        <w:rPr>
-          <w:rFonts w:ascii="TH Sarabun New" w:eastAsia="Times New Roman" w:hAnsi="TH Sarabun New" w:cs="TH Sarabun New"/>
-          <w:color w:val="000000" w:themeColor="text1"/>
-          <w:sz w:val="32"/>
-          <w:szCs w:val="32"/>
-          <w:lang w:eastAsia="en-GB"/>
-        </w:rPr>
-        <w:t>document_date</w:t>
-      </w:r>
-      <w:proofErr w:type="spellEnd"/>
-      <w:r>
-        <w:rPr>
-          <w:rFonts w:ascii="TH Sarabun New" w:eastAsia="Times New Roman" w:hAnsi="TH Sarabun New" w:cs="TH Sarabun New"/>
-          <w:color w:val="000000" w:themeColor="text1"/>
-          <w:sz w:val="32"/>
-          <w:szCs w:val="32"/>
-          <w:lang w:eastAsia="en-GB"/>
-        </w:rPr>
-        <w:t>}}</w:t>
+        <w:t>{{date}}</w:t>
       </w:r>
     </w:p>
     <w:p>
       <w:pPr>
         <w:ind w:left="283" w:right="283"/>
         <w:rPr>
-          <w:rFonts w:ascii="TH Sarabun New" w:eastAsia="Times New Roman" w:hAnsi="TH Sarabun New" w:cs="TH Sarabun New"/>
+          <w:rFonts w:ascii="TH Sarabun New" w:eastAsia="Times New Roman" w:hAnsi="TH Sarabun New" w:cs="TH Sarabun New" w:hint="cs"/>
           <w:color w:val="000000" w:themeColor="text1"/>
           <w:sz w:val="16"/>
           <w:szCs w:val="16"/>
+          <w:cs/>
           <w:lang w:eastAsia="en-GB"/>
         </w:rPr>
       </w:pPr>
@@ -609,6 +588,26 @@
         </w:rPr>
         <w:t>{{</w:t>
       </w:r>
+      <w:r>
+        <w:rPr>
+          <w:rFonts w:ascii="TH Sarabun New" w:eastAsia="Times New Roman" w:hAnsi="TH Sarabun New" w:cs="TH Sarabun New"/>
+          <w:color w:val="000000" w:themeColor="text1"/>
+          <w:sz w:val="32"/>
+          <w:szCs w:val="32"/>
+          <w:lang w:val="en-US" w:eastAsia="en-GB"/>
+        </w:rPr>
+        <w:t>title</w:t>
+      </w:r>
+      <w:r>
+        <w:rPr>
+          <w:rFonts w:ascii="TH Sarabun New" w:eastAsia="Times New Roman" w:hAnsi="TH Sarabun New" w:cs="TH Sarabun New"/>
+          <w:color w:val="000000" w:themeColor="text1"/>
+          <w:sz w:val="32"/>
+          <w:szCs w:val="32"/>
+          <w:lang w:eastAsia="en-GB"/>
+        </w:rPr>
+        <w:t>}}{{</w:t>
+      </w:r>
       <w:proofErr w:type="spellStart"/>
       <w:r>
         <w:rPr>
@@ -618,7 +617,7 @@
           <w:szCs w:val="32"/>
           <w:lang w:eastAsia="en-GB"/>
         </w:rPr>
-        <w:t>applicant_prefix</w:t>
+        <w:t>full_name</w:t>
       </w:r>
       <w:proofErr w:type="spellEnd"/>
       <w:r>
@@ -629,7 +628,28 @@
           <w:szCs w:val="32"/>
           <w:lang w:eastAsia="en-GB"/>
         </w:rPr>
-        <w:t>}}{{</w:t>
+        <w:t>}}</w:t>
+      </w:r>
+      <w:r>
+        <w:rPr>
+          <w:rFonts w:ascii="TH Sarabun New" w:eastAsia="Times New Roman" w:hAnsi="TH Sarabun New" w:cs="TH Sarabun New" w:hint="cs"/>
+          <w:color w:val="000000" w:themeColor="text1"/>
+          <w:sz w:val="32"/>
+          <w:szCs w:val="32"/>
+          <w:cs/>
+          <w:lang w:eastAsia="en-GB"/>
+        </w:rPr>
+        <w:t xml:space="preserve"> </w:t>
+      </w:r>
+      <w:r>
+        <w:rPr>
+          <w:rFonts w:ascii="TH Sarabun New" w:eastAsia="Times New Roman" w:hAnsi="TH Sarabun New" w:cs="TH Sarabun New"/>
+          <w:color w:val="000000" w:themeColor="text1"/>
+          <w:sz w:val="32"/>
+          <w:szCs w:val="32"/>
+          <w:lang w:eastAsia="en-GB"/>
+        </w:rPr>
+        <w:t>{{</w:t>
       </w:r>
       <w:proofErr w:type="spellStart"/>
       <w:r>
@@ -640,7 +660,27 @@
           <w:szCs w:val="32"/>
           <w:lang w:eastAsia="en-GB"/>
         </w:rPr>
-        <w:t>applicant_name</w:t>
+        <w:t>employ</w:t>
+      </w:r>
+      <w:r>
+        <w:rPr>
+          <w:rFonts w:ascii="TH Sarabun New" w:eastAsia="Times New Roman" w:hAnsi="TH Sarabun New" w:cs="TH Sarabun New"/>
+          <w:color w:val="000000" w:themeColor="text1"/>
+          <w:sz w:val="32"/>
+          <w:szCs w:val="32"/>
+          <w:lang w:eastAsia="en-GB"/>
+        </w:rPr>
+        <w:t>ee</w:t>
+      </w:r>
+      <w:r>
+        <w:rPr>
+          <w:rFonts w:ascii="TH Sarabun New" w:eastAsia="Times New Roman" w:hAnsi="TH Sarabun New" w:cs="TH Sarabun New"/>
+          <w:color w:val="000000" w:themeColor="text1"/>
+          <w:sz w:val="32"/>
+          <w:szCs w:val="32"/>
+          <w:lang w:eastAsia="en-GB"/>
+        </w:rPr>
+        <w:t>_type</w:t>
       </w:r>
       <w:proofErr w:type="spellEnd"/>
       <w:r>
@@ -659,13 +699,45 @@
           <w:color w:val="000000" w:themeColor="text1"/>
           <w:sz w:val="32"/>
           <w:szCs w:val="32"/>
-          <w:cs/>
           <w:lang w:eastAsia="en-GB"/>
         </w:rPr>
         <w:t xml:space="preserve"> </w:t>
       </w:r>
       <w:r>
         <w:rPr>
+          <w:rFonts w:ascii="TH Sarabun New" w:eastAsia="Times New Roman" w:hAnsi="TH Sarabun New" w:cs="TH Sarabun New" w:hint="cs"/>
+          <w:color w:val="000000" w:themeColor="text1"/>
+          <w:sz w:val="32"/>
+          <w:szCs w:val="32"/>
+          <w:cs/>
+          <w:lang w:eastAsia="en-GB"/>
+        </w:rPr>
+        <w:t>ประเภท</w:t>
+      </w:r>
+      <w:r>
+        <w:rPr>
+          <w:rFonts w:ascii="TH Sarabun New" w:eastAsia="Times New Roman" w:hAnsi="TH Sarabun New" w:cs="TH Sarabun New" w:hint="cs"/>
+          <w:color w:val="000000" w:themeColor="text1"/>
+          <w:sz w:val="32"/>
+          <w:szCs w:val="32"/>
+          <w:cs/>
+          <w:lang w:eastAsia="en-GB"/>
+        </w:rPr>
+        <w:t xml:space="preserve"> </w:t>
+      </w:r>
+      <w:r>
+        <w:rPr>
+          <w:rFonts w:ascii="TH Sarabun New" w:eastAsia="Times New Roman" w:hAnsi="TH Sarabun New" w:cs="TH Sarabun New" w:hint="cs"/>
+          <w:color w:val="000000" w:themeColor="text1"/>
+          <w:sz w:val="32"/>
+          <w:szCs w:val="32"/>
+          <w:cs/>
+          <w:lang w:eastAsia="en-GB"/>
+        </w:rPr>
+        <w:t xml:space="preserve">วิชาการ ตำแหน่ง </w:t>
+      </w:r>
+      <w:r>
+        <w:rPr>
           <w:rFonts w:ascii="TH Sarabun New" w:eastAsia="Times New Roman" w:hAnsi="TH Sarabun New" w:cs="TH Sarabun New"/>
           <w:color w:val="000000" w:themeColor="text1"/>
           <w:sz w:val="32"/>
@@ -683,82 +755,17 @@
           <w:szCs w:val="32"/>
           <w:lang w:eastAsia="en-GB"/>
         </w:rPr>
-        <w:t>employment_type</w:t>
-      </w:r>
-      <w:proofErr w:type="spellEnd"/>
-      <w:r>
-        <w:rPr>
-          <w:rFonts w:ascii="TH Sarabun New" w:eastAsia="Times New Roman" w:hAnsi="TH Sarabun New" w:cs="TH Sarabun New"/>
-          <w:color w:val="000000" w:themeColor="text1"/>
-          <w:sz w:val="32"/>
-          <w:szCs w:val="32"/>
-          <w:lang w:eastAsia="en-GB"/>
-        </w:rPr>
-        <w:t>}}</w:t>
-      </w:r>
-      <w:r>
-        <w:rPr>
-          <w:rFonts w:ascii="TH Sarabun New" w:eastAsia="Times New Roman" w:hAnsi="TH Sarabun New" w:cs="TH Sarabun New" w:hint="cs"/>
-          <w:color w:val="000000" w:themeColor="text1"/>
-          <w:sz w:val="32"/>
-          <w:szCs w:val="32"/>
-          <w:lang w:eastAsia="en-GB"/>
-        </w:rPr>
-        <w:t xml:space="preserve"> </w:t>
-      </w:r>
-      <w:r>
-        <w:rPr>
-          <w:rFonts w:ascii="TH Sarabun New" w:eastAsia="Times New Roman" w:hAnsi="TH Sarabun New" w:cs="TH Sarabun New" w:hint="cs"/>
-          <w:color w:val="000000" w:themeColor="text1"/>
-          <w:sz w:val="32"/>
-          <w:szCs w:val="32"/>
-          <w:cs/>
-          <w:lang w:eastAsia="en-GB"/>
-        </w:rPr>
-        <w:t>ประเภท</w:t>
-      </w:r>
-      <w:r>
-        <w:rPr>
-          <w:rFonts w:ascii="TH Sarabun New" w:eastAsia="Times New Roman" w:hAnsi="TH Sarabun New" w:cs="TH Sarabun New" w:hint="cs"/>
-          <w:color w:val="000000" w:themeColor="text1"/>
-          <w:sz w:val="32"/>
-          <w:szCs w:val="32"/>
-          <w:cs/>
-          <w:lang w:eastAsia="en-GB"/>
-        </w:rPr>
-        <w:t xml:space="preserve"> </w:t>
-      </w:r>
-      <w:r>
-        <w:rPr>
-          <w:rFonts w:ascii="TH Sarabun New" w:eastAsia="Times New Roman" w:hAnsi="TH Sarabun New" w:cs="TH Sarabun New" w:hint="cs"/>
-          <w:color w:val="000000" w:themeColor="text1"/>
-          <w:sz w:val="32"/>
-          <w:szCs w:val="32"/>
-          <w:cs/>
-          <w:lang w:eastAsia="en-GB"/>
-        </w:rPr>
-        <w:t xml:space="preserve">วิชาการ ตำแหน่ง </w:t>
-      </w:r>
-      <w:r>
-        <w:rPr>
-          <w:rFonts w:ascii="TH Sarabun New" w:eastAsia="Times New Roman" w:hAnsi="TH Sarabun New" w:cs="TH Sarabun New"/>
-          <w:color w:val="000000" w:themeColor="text1"/>
-          <w:sz w:val="32"/>
-          <w:szCs w:val="32"/>
-          <w:lang w:eastAsia="en-GB"/>
-        </w:rPr>
-        <w:t>{{</w:t>
-      </w:r>
-      <w:proofErr w:type="spellStart"/>
-      <w:r>
-        <w:rPr>
-          <w:rFonts w:ascii="TH Sarabun New" w:eastAsia="Times New Roman" w:hAnsi="TH Sarabun New" w:cs="TH Sarabun New"/>
-          <w:color w:val="000000" w:themeColor="text1"/>
-          <w:sz w:val="32"/>
-          <w:szCs w:val="32"/>
-          <w:lang w:eastAsia="en-GB"/>
-        </w:rPr>
-        <w:t>current_academic_rank</w:t>
+        <w:t>current_</w:t>
+      </w:r>
+      <w:r>
+        <w:rPr>
+          <w:rFonts w:ascii="TH Sarabun New" w:eastAsia="Times New Roman" w:hAnsi="TH Sarabun New" w:cs="TH Sarabun New"/>
+          <w:color w:val="000000" w:themeColor="text1"/>
+          <w:sz w:val="32"/>
+          <w:szCs w:val="32"/>
+          <w:lang w:eastAsia="en-GB"/>
+        </w:rPr>
+        <w:t>position</w:t>
       </w:r>
       <w:proofErr w:type="spellEnd"/>
       <w:r>
@@ -2110,7 +2117,6 @@
   <w:style w:type="character" w:default="1" w:styleId="a0">
     <w:name w:val="Default Paragraph Font"/>
     <w:uiPriority w:val="1"/>
-    <w:semiHidden/>
     <w:unhideWhenUsed/>
   </w:style>
   <w:style w:type="table" w:default="1" w:styleId="a1">

--- a/shopping-cart-spring-boot-main/src/main/resources/templates/docx/doc_0.docx
+++ b/shopping-cart-spring-boot-main/src/main/resources/templates/docx/doc_0.docx
@@ -381,6 +381,19 @@
       </w:r>
       <w:r>
         <w:rPr>
+          <w:rFonts w:ascii="TH Sarabun New" w:eastAsia="Times New Roman" w:hAnsi="TH Sarabun New" w:cs="TH Sarabun New" w:hint="cs"/>
+          <w:b/>
+          <w:bCs/>
+          <w:color w:val="000000" w:themeColor="text1"/>
+          <w:sz w:val="32"/>
+          <w:szCs w:val="32"/>
+          <w:cs/>
+          <w:lang w:eastAsia="en-GB"/>
+        </w:rPr>
+        <w:t xml:space="preserve"> </w:t>
+      </w:r>
+      <w:r>
+        <w:rPr>
           <w:rFonts w:ascii="TH Sarabun New" w:eastAsia="Times New Roman" w:hAnsi="TH Sarabun New" w:cs="TH Sarabun New"/>
           <w:color w:val="000000" w:themeColor="text1"/>
           <w:sz w:val="32"/>
@@ -394,7 +407,7 @@
       <w:pPr>
         <w:ind w:left="283" w:right="283"/>
         <w:rPr>
-          <w:rFonts w:ascii="TH Sarabun New" w:eastAsia="Times New Roman" w:hAnsi="TH Sarabun New" w:cs="TH Sarabun New" w:hint="cs"/>
+          <w:rFonts w:ascii="TH Sarabun New" w:eastAsia="Times New Roman" w:hAnsi="TH Sarabun New" w:cs="TH Sarabun New"/>
           <w:color w:val="000000" w:themeColor="text1"/>
           <w:sz w:val="16"/>
           <w:szCs w:val="16"/>
@@ -2117,6 +2130,7 @@
   <w:style w:type="character" w:default="1" w:styleId="a0">
     <w:name w:val="Default Paragraph Font"/>
     <w:uiPriority w:val="1"/>
+    <w:semiHidden/>
     <w:unhideWhenUsed/>
   </w:style>
   <w:style w:type="table" w:default="1" w:styleId="a1">

--- a/shopping-cart-spring-boot-main/src/main/resources/templates/docx/doc_0.docx
+++ b/shopping-cart-spring-boot-main/src/main/resources/templates/docx/doc_0.docx
@@ -394,7 +394,7 @@
       <w:pPr>
         <w:ind w:left="283" w:right="283"/>
         <w:rPr>
-          <w:rFonts w:ascii="TH Sarabun New" w:eastAsia="Times New Roman" w:hAnsi="TH Sarabun New" w:cs="TH Sarabun New" w:hint="cs"/>
+          <w:rFonts w:ascii="TH Sarabun New" w:eastAsia="Times New Roman" w:hAnsi="TH Sarabun New" w:cs="TH Sarabun New"/>
           <w:color w:val="000000" w:themeColor="text1"/>
           <w:sz w:val="16"/>
           <w:szCs w:val="16"/>
@@ -828,7 +828,7 @@
           <w:cs/>
           <w:lang w:val="en-US" w:eastAsia="en-GB"/>
         </w:rPr>
-        <w:t xml:space="preserve">ผู้ช่วยศาสตราจารย์  </w:t>
+        <w:t xml:space="preserve">ผู้ช่วยศาสตราจารย์ </w:t>
       </w:r>
       <w:r>
         <w:rPr>
@@ -991,7 +991,7 @@
         <w:ind w:firstLine="720"/>
         <w:jc w:val="thaiDistribute"/>
         <w:rPr>
-          <w:rFonts w:ascii="TH Sarabun New" w:eastAsia="Times New Roman" w:hAnsi="TH Sarabun New" w:cs="TH Sarabun New"/>
+          <w:rFonts w:ascii="TH Sarabun New" w:eastAsia="Times New Roman" w:hAnsi="TH Sarabun New" w:cs="TH Sarabun New" w:hint="cs"/>
           <w:color w:val="000000" w:themeColor="text1"/>
           <w:sz w:val="32"/>
           <w:szCs w:val="32"/>
@@ -1019,6 +1019,79 @@
           <w:lang w:val="en-US" w:eastAsia="en-GB"/>
         </w:rPr>
         <w:t>1. แผนการสอน พร้อมเกณฑ์และวิธีวัดประเมินผลของผู้เรียน</w:t>
+      </w:r>
+      <w:r>
+        <w:rPr>
+          <w:rFonts w:ascii="TH Sarabun New" w:eastAsia="Times New Roman" w:hAnsi="TH Sarabun New" w:cs="TH Sarabun New"/>
+          <w:color w:val="000000" w:themeColor="text1"/>
+          <w:sz w:val="32"/>
+          <w:szCs w:val="32"/>
+          <w:lang w:val="en-US" w:eastAsia="en-GB"/>
+        </w:rPr>
+        <w:t xml:space="preserve"> </w:t>
+      </w:r>
+      <w:r>
+        <w:rPr>
+          <w:rFonts w:ascii="TH Sarabun New" w:eastAsia="Times New Roman" w:hAnsi="TH Sarabun New" w:cs="TH Sarabun New" w:hint="cs"/>
+          <w:color w:val="000000" w:themeColor="text1"/>
+          <w:sz w:val="32"/>
+          <w:szCs w:val="32"/>
+          <w:cs/>
+          <w:lang w:val="en-US" w:eastAsia="en-GB"/>
+        </w:rPr>
+        <w:t>รายวิชา</w:t>
+      </w:r>
+      <w:r>
+        <w:rPr>
+          <w:rFonts w:ascii="TH Sarabun New" w:eastAsia="Times New Roman" w:hAnsi="TH Sarabun New" w:cs="TH Sarabun New"/>
+          <w:color w:val="000000" w:themeColor="text1"/>
+          <w:sz w:val="32"/>
+          <w:szCs w:val="32"/>
+          <w:lang w:val="en-US" w:eastAsia="en-GB"/>
+        </w:rPr>
+        <w:t>{{}}</w:t>
+      </w:r>
+      <w:r>
+        <w:rPr>
+          <w:rFonts w:ascii="TH Sarabun New" w:eastAsia="Times New Roman" w:hAnsi="TH Sarabun New" w:cs="TH Sarabun New" w:hint="cs"/>
+          <w:color w:val="000000" w:themeColor="text1"/>
+          <w:sz w:val="32"/>
+          <w:szCs w:val="32"/>
+          <w:cs/>
+          <w:lang w:val="en-US" w:eastAsia="en-GB"/>
+        </w:rPr>
+        <w:t>รหัสวิชา</w:t>
+      </w:r>
+      <w:r>
+        <w:rPr>
+          <w:rFonts w:ascii="TH Sarabun New" w:eastAsia="Times New Roman" w:hAnsi="TH Sarabun New" w:cs="TH Sarabun New"/>
+          <w:color w:val="000000" w:themeColor="text1"/>
+          <w:sz w:val="32"/>
+          <w:szCs w:val="32"/>
+          <w:lang w:val="en-US" w:eastAsia="en-GB"/>
+        </w:rPr>
+        <w:t>{{}}</w:t>
+      </w:r>
+      <w:r>
+        <w:rPr>
+          <w:rFonts w:ascii="TH Sarabun New" w:eastAsia="Times New Roman" w:hAnsi="TH Sarabun New" w:cs="TH Sarabun New" w:hint="cs"/>
+          <w:color w:val="000000" w:themeColor="text1"/>
+          <w:sz w:val="32"/>
+          <w:szCs w:val="32"/>
+          <w:cs/>
+          <w:lang w:val="en-US" w:eastAsia="en-GB"/>
+        </w:rPr>
+        <w:t>ปีการศึกษา</w:t>
+      </w:r>
+      <w:r>
+        <w:rPr>
+          <w:rFonts w:ascii="TH Sarabun New" w:eastAsia="Times New Roman" w:hAnsi="TH Sarabun New" w:cs="TH Sarabun New"/>
+          <w:color w:val="000000" w:themeColor="text1"/>
+          <w:sz w:val="32"/>
+          <w:szCs w:val="32"/>
+          <w:lang w:val="en-US" w:eastAsia="en-GB"/>
+        </w:rPr>
+        <w:t>{{}}</w:t>
       </w:r>
     </w:p>
     <w:p>
@@ -1055,6 +1128,79 @@
         </w:rPr>
         <w:t>2. สาระสำคัญของเนื้อหาวิชาประกอบการบรรยายหรือการจัดกิจกรรมการเรียนรู้</w:t>
       </w:r>
+      <w:r>
+        <w:rPr>
+          <w:rFonts w:ascii="TH Sarabun New" w:eastAsia="Times New Roman" w:hAnsi="TH Sarabun New" w:cs="TH Sarabun New"/>
+          <w:color w:val="000000" w:themeColor="text1"/>
+          <w:sz w:val="32"/>
+          <w:szCs w:val="32"/>
+          <w:lang w:val="en-US" w:eastAsia="en-GB"/>
+        </w:rPr>
+        <w:t xml:space="preserve"> </w:t>
+      </w:r>
+      <w:r>
+        <w:rPr>
+          <w:rFonts w:ascii="TH Sarabun New" w:eastAsia="Times New Roman" w:hAnsi="TH Sarabun New" w:cs="TH Sarabun New" w:hint="cs"/>
+          <w:color w:val="000000" w:themeColor="text1"/>
+          <w:sz w:val="32"/>
+          <w:szCs w:val="32"/>
+          <w:cs/>
+          <w:lang w:val="en-US" w:eastAsia="en-GB"/>
+        </w:rPr>
+        <w:t>รายวิชา</w:t>
+      </w:r>
+      <w:r>
+        <w:rPr>
+          <w:rFonts w:ascii="TH Sarabun New" w:eastAsia="Times New Roman" w:hAnsi="TH Sarabun New" w:cs="TH Sarabun New"/>
+          <w:color w:val="000000" w:themeColor="text1"/>
+          <w:sz w:val="32"/>
+          <w:szCs w:val="32"/>
+          <w:lang w:val="en-US" w:eastAsia="en-GB"/>
+        </w:rPr>
+        <w:t>{{}}</w:t>
+      </w:r>
+      <w:r>
+        <w:rPr>
+          <w:rFonts w:ascii="TH Sarabun New" w:eastAsia="Times New Roman" w:hAnsi="TH Sarabun New" w:cs="TH Sarabun New" w:hint="cs"/>
+          <w:color w:val="000000" w:themeColor="text1"/>
+          <w:sz w:val="32"/>
+          <w:szCs w:val="32"/>
+          <w:cs/>
+          <w:lang w:val="en-US" w:eastAsia="en-GB"/>
+        </w:rPr>
+        <w:t>รหัสวิชา</w:t>
+      </w:r>
+      <w:r>
+        <w:rPr>
+          <w:rFonts w:ascii="TH Sarabun New" w:eastAsia="Times New Roman" w:hAnsi="TH Sarabun New" w:cs="TH Sarabun New"/>
+          <w:color w:val="000000" w:themeColor="text1"/>
+          <w:sz w:val="32"/>
+          <w:szCs w:val="32"/>
+          <w:lang w:val="en-US" w:eastAsia="en-GB"/>
+        </w:rPr>
+        <w:t>{{}}</w:t>
+      </w:r>
+      <w:r>
+        <w:rPr>
+          <w:rFonts w:ascii="TH Sarabun New" w:eastAsia="Times New Roman" w:hAnsi="TH Sarabun New" w:cs="TH Sarabun New" w:hint="cs"/>
+          <w:color w:val="000000" w:themeColor="text1"/>
+          <w:sz w:val="32"/>
+          <w:szCs w:val="32"/>
+          <w:cs/>
+          <w:lang w:val="en-US" w:eastAsia="en-GB"/>
+        </w:rPr>
+        <w:t>ปีการศึกษา</w:t>
+      </w:r>
+      <w:r>
+        <w:rPr>
+          <w:rFonts w:ascii="TH Sarabun New" w:eastAsia="Times New Roman" w:hAnsi="TH Sarabun New" w:cs="TH Sarabun New"/>
+          <w:color w:val="000000" w:themeColor="text1"/>
+          <w:sz w:val="32"/>
+          <w:szCs w:val="32"/>
+          <w:lang w:val="en-US" w:eastAsia="en-GB"/>
+        </w:rPr>
+        <w:t>{{}}</w:t>
+      </w:r>
     </w:p>
     <w:p>
       <w:pPr>
@@ -1121,6 +1267,79 @@
           <w:lang w:val="en-US" w:eastAsia="en-GB"/>
         </w:rPr>
         <w:t>แบบดิจิทัลและอื่นๆ</w:t>
+      </w:r>
+      <w:r>
+        <w:rPr>
+          <w:rFonts w:ascii="TH Sarabun New" w:eastAsia="Times New Roman" w:hAnsi="TH Sarabun New" w:cs="TH Sarabun New"/>
+          <w:color w:val="000000" w:themeColor="text1"/>
+          <w:sz w:val="32"/>
+          <w:szCs w:val="32"/>
+          <w:lang w:val="en-US" w:eastAsia="en-GB"/>
+        </w:rPr>
+        <w:t xml:space="preserve"> </w:t>
+      </w:r>
+      <w:r>
+        <w:rPr>
+          <w:rFonts w:ascii="TH Sarabun New" w:eastAsia="Times New Roman" w:hAnsi="TH Sarabun New" w:cs="TH Sarabun New" w:hint="cs"/>
+          <w:color w:val="000000" w:themeColor="text1"/>
+          <w:sz w:val="32"/>
+          <w:szCs w:val="32"/>
+          <w:cs/>
+          <w:lang w:val="en-US" w:eastAsia="en-GB"/>
+        </w:rPr>
+        <w:t>รายวิชา</w:t>
+      </w:r>
+      <w:r>
+        <w:rPr>
+          <w:rFonts w:ascii="TH Sarabun New" w:eastAsia="Times New Roman" w:hAnsi="TH Sarabun New" w:cs="TH Sarabun New"/>
+          <w:color w:val="000000" w:themeColor="text1"/>
+          <w:sz w:val="32"/>
+          <w:szCs w:val="32"/>
+          <w:lang w:val="en-US" w:eastAsia="en-GB"/>
+        </w:rPr>
+        <w:t>{{}}</w:t>
+      </w:r>
+      <w:r>
+        <w:rPr>
+          <w:rFonts w:ascii="TH Sarabun New" w:eastAsia="Times New Roman" w:hAnsi="TH Sarabun New" w:cs="TH Sarabun New" w:hint="cs"/>
+          <w:color w:val="000000" w:themeColor="text1"/>
+          <w:sz w:val="32"/>
+          <w:szCs w:val="32"/>
+          <w:cs/>
+          <w:lang w:val="en-US" w:eastAsia="en-GB"/>
+        </w:rPr>
+        <w:t>รหัสวิชา</w:t>
+      </w:r>
+      <w:r>
+        <w:rPr>
+          <w:rFonts w:ascii="TH Sarabun New" w:eastAsia="Times New Roman" w:hAnsi="TH Sarabun New" w:cs="TH Sarabun New"/>
+          <w:color w:val="000000" w:themeColor="text1"/>
+          <w:sz w:val="32"/>
+          <w:szCs w:val="32"/>
+          <w:lang w:val="en-US" w:eastAsia="en-GB"/>
+        </w:rPr>
+        <w:t>{{}}</w:t>
+      </w:r>
+      <w:r>
+        <w:rPr>
+          <w:rFonts w:ascii="TH Sarabun New" w:eastAsia="Times New Roman" w:hAnsi="TH Sarabun New" w:cs="TH Sarabun New" w:hint="cs"/>
+          <w:color w:val="000000" w:themeColor="text1"/>
+          <w:sz w:val="32"/>
+          <w:szCs w:val="32"/>
+          <w:cs/>
+          <w:lang w:val="en-US" w:eastAsia="en-GB"/>
+        </w:rPr>
+        <w:t>ปีการศึกษา</w:t>
+      </w:r>
+      <w:r>
+        <w:rPr>
+          <w:rFonts w:ascii="TH Sarabun New" w:eastAsia="Times New Roman" w:hAnsi="TH Sarabun New" w:cs="TH Sarabun New"/>
+          <w:color w:val="000000" w:themeColor="text1"/>
+          <w:sz w:val="32"/>
+          <w:szCs w:val="32"/>
+          <w:lang w:val="en-US" w:eastAsia="en-GB"/>
+        </w:rPr>
+        <w:t>{{}}</w:t>
       </w:r>
     </w:p>
     <w:p>
@@ -1325,29 +1544,7 @@
           <w:szCs w:val="32"/>
           <w:lang w:eastAsia="en-GB"/>
         </w:rPr>
-        <w:t>{{</w:t>
-      </w:r>
-      <w:proofErr w:type="spellStart"/>
-      <w:r>
-        <w:rPr>
-          <w:rFonts w:ascii="TH Sarabun New" w:eastAsia="Times New Roman" w:hAnsi="TH Sarabun New" w:cs="TH Sarabun New"/>
-          <w:color w:val="000000" w:themeColor="text1"/>
-          <w:sz w:val="32"/>
-          <w:szCs w:val="32"/>
-          <w:lang w:eastAsia="en-GB"/>
-        </w:rPr>
-        <w:t>applicant_name_full_print</w:t>
-      </w:r>
-      <w:proofErr w:type="spellEnd"/>
-      <w:r>
-        <w:rPr>
-          <w:rFonts w:ascii="TH Sarabun New" w:eastAsia="Times New Roman" w:hAnsi="TH Sarabun New" w:cs="TH Sarabun New"/>
-          <w:color w:val="000000" w:themeColor="text1"/>
-          <w:sz w:val="32"/>
-          <w:szCs w:val="32"/>
-          <w:lang w:eastAsia="en-GB"/>
-        </w:rPr>
-        <w:t>}}</w:t>
+        <w:t>{{applicant_name_full_print}}</w:t>
       </w:r>
       <w:r>
         <w:rPr>
@@ -1915,7 +2112,7 @@
     <w:lsdException w:name="Unresolved Mention" w:semiHidden="1" w:unhideWhenUsed="1"/>
     <w:lsdException w:name="Smart Link" w:semiHidden="1" w:unhideWhenUsed="1"/>
   </w:latentStyles>
-  <w:style w:type="paragraph" w:default="1" w:styleId="a">
+  <w:style w:type="paragraph" w:default="1" w:styleId="Normal">
     <w:name w:val="Normal"/>
     <w:qFormat/>
     <w:rsid w:val="005D52E8"/>
@@ -1924,11 +2121,11 @@
       <w:szCs w:val="24"/>
     </w:rPr>
   </w:style>
-  <w:style w:type="paragraph" w:styleId="1">
+  <w:style w:type="paragraph" w:styleId="Heading1">
     <w:name w:val="heading 1"/>
-    <w:basedOn w:val="a"/>
-    <w:next w:val="a"/>
-    <w:link w:val="10"/>
+    <w:basedOn w:val="Normal"/>
+    <w:next w:val="Normal"/>
+    <w:link w:val="Heading1Char"/>
     <w:uiPriority w:val="9"/>
     <w:qFormat/>
     <w:rsid w:val="005D52E8"/>
@@ -1946,11 +2143,11 @@
       <w:szCs w:val="32"/>
     </w:rPr>
   </w:style>
-  <w:style w:type="paragraph" w:styleId="2">
+  <w:style w:type="paragraph" w:styleId="Heading2">
     <w:name w:val="heading 2"/>
-    <w:basedOn w:val="a"/>
-    <w:next w:val="a"/>
-    <w:link w:val="20"/>
+    <w:basedOn w:val="Normal"/>
+    <w:next w:val="Normal"/>
+    <w:link w:val="Heading2Char"/>
     <w:uiPriority w:val="9"/>
     <w:semiHidden/>
     <w:unhideWhenUsed/>
@@ -1971,11 +2168,11 @@
       <w:szCs w:val="28"/>
     </w:rPr>
   </w:style>
-  <w:style w:type="paragraph" w:styleId="3">
+  <w:style w:type="paragraph" w:styleId="Heading3">
     <w:name w:val="heading 3"/>
-    <w:basedOn w:val="a"/>
-    <w:next w:val="a"/>
-    <w:link w:val="30"/>
+    <w:basedOn w:val="Normal"/>
+    <w:next w:val="Normal"/>
+    <w:link w:val="Heading3Char"/>
     <w:uiPriority w:val="9"/>
     <w:semiHidden/>
     <w:unhideWhenUsed/>
@@ -1994,11 +2191,11 @@
       <w:szCs w:val="26"/>
     </w:rPr>
   </w:style>
-  <w:style w:type="paragraph" w:styleId="4">
+  <w:style w:type="paragraph" w:styleId="Heading4">
     <w:name w:val="heading 4"/>
-    <w:basedOn w:val="a"/>
-    <w:next w:val="a"/>
-    <w:link w:val="40"/>
+    <w:basedOn w:val="Normal"/>
+    <w:next w:val="Normal"/>
+    <w:link w:val="Heading4Char"/>
     <w:uiPriority w:val="9"/>
     <w:semiHidden/>
     <w:unhideWhenUsed/>
@@ -2016,11 +2213,11 @@
       <w:szCs w:val="28"/>
     </w:rPr>
   </w:style>
-  <w:style w:type="paragraph" w:styleId="5">
+  <w:style w:type="paragraph" w:styleId="Heading5">
     <w:name w:val="heading 5"/>
-    <w:basedOn w:val="a"/>
-    <w:next w:val="a"/>
-    <w:link w:val="50"/>
+    <w:basedOn w:val="Normal"/>
+    <w:next w:val="Normal"/>
+    <w:link w:val="Heading5Char"/>
     <w:uiPriority w:val="9"/>
     <w:semiHidden/>
     <w:unhideWhenUsed/>
@@ -2039,11 +2236,11 @@
       <w:szCs w:val="26"/>
     </w:rPr>
   </w:style>
-  <w:style w:type="paragraph" w:styleId="6">
+  <w:style w:type="paragraph" w:styleId="Heading6">
     <w:name w:val="heading 6"/>
-    <w:basedOn w:val="a"/>
-    <w:next w:val="a"/>
-    <w:link w:val="60"/>
+    <w:basedOn w:val="Normal"/>
+    <w:next w:val="Normal"/>
+    <w:link w:val="Heading6Char"/>
     <w:uiPriority w:val="9"/>
     <w:semiHidden/>
     <w:unhideWhenUsed/>
@@ -2060,11 +2257,11 @@
       <w:szCs w:val="22"/>
     </w:rPr>
   </w:style>
-  <w:style w:type="paragraph" w:styleId="7">
+  <w:style w:type="paragraph" w:styleId="Heading7">
     <w:name w:val="heading 7"/>
-    <w:basedOn w:val="a"/>
-    <w:next w:val="a"/>
-    <w:link w:val="70"/>
+    <w:basedOn w:val="Normal"/>
+    <w:next w:val="Normal"/>
+    <w:link w:val="Heading7Char"/>
     <w:uiPriority w:val="9"/>
     <w:semiHidden/>
     <w:unhideWhenUsed/>
@@ -2075,11 +2272,11 @@
       <w:outlineLvl w:val="6"/>
     </w:pPr>
   </w:style>
-  <w:style w:type="paragraph" w:styleId="8">
+  <w:style w:type="paragraph" w:styleId="Heading8">
     <w:name w:val="heading 8"/>
-    <w:basedOn w:val="a"/>
-    <w:next w:val="a"/>
-    <w:link w:val="80"/>
+    <w:basedOn w:val="Normal"/>
+    <w:next w:val="Normal"/>
+    <w:link w:val="Heading8Char"/>
     <w:uiPriority w:val="9"/>
     <w:semiHidden/>
     <w:unhideWhenUsed/>
@@ -2094,11 +2291,11 @@
       <w:iCs/>
     </w:rPr>
   </w:style>
-  <w:style w:type="paragraph" w:styleId="9">
+  <w:style w:type="paragraph" w:styleId="Heading9">
     <w:name w:val="heading 9"/>
-    <w:basedOn w:val="a"/>
-    <w:next w:val="a"/>
-    <w:link w:val="90"/>
+    <w:basedOn w:val="Normal"/>
+    <w:next w:val="Normal"/>
+    <w:link w:val="Heading9Char"/>
     <w:uiPriority w:val="9"/>
     <w:semiHidden/>
     <w:unhideWhenUsed/>
@@ -2114,12 +2311,13 @@
       <w:szCs w:val="22"/>
     </w:rPr>
   </w:style>
-  <w:style w:type="character" w:default="1" w:styleId="a0">
+  <w:style w:type="character" w:default="1" w:styleId="DefaultParagraphFont">
     <w:name w:val="Default Paragraph Font"/>
     <w:uiPriority w:val="1"/>
+    <w:semiHidden/>
     <w:unhideWhenUsed/>
   </w:style>
-  <w:style w:type="table" w:default="1" w:styleId="a1">
+  <w:style w:type="table" w:default="1" w:styleId="TableNormal">
     <w:name w:val="Normal Table"/>
     <w:uiPriority w:val="99"/>
     <w:semiHidden/>
@@ -2134,15 +2332,15 @@
       </w:tblCellMar>
     </w:tblPr>
   </w:style>
-  <w:style w:type="numbering" w:default="1" w:styleId="a2">
+  <w:style w:type="numbering" w:default="1" w:styleId="NoList">
     <w:name w:val="No List"/>
     <w:uiPriority w:val="99"/>
     <w:semiHidden/>
     <w:unhideWhenUsed/>
   </w:style>
-  <w:style w:type="paragraph" w:styleId="a3">
+  <w:style w:type="paragraph" w:styleId="NormalWeb">
     <w:name w:val="Normal (Web)"/>
-    <w:basedOn w:val="a"/>
+    <w:basedOn w:val="Normal"/>
     <w:uiPriority w:val="99"/>
     <w:semiHidden/>
     <w:unhideWhenUsed/>
@@ -2157,13 +2355,13 @@
   </w:style>
   <w:style w:type="character" w:customStyle="1" w:styleId="apple-tab-span">
     <w:name w:val="apple-tab-span"/>
-    <w:basedOn w:val="a0"/>
+    <w:basedOn w:val="DefaultParagraphFont"/>
     <w:rsid w:val="000463DB"/>
   </w:style>
-  <w:style w:type="paragraph" w:styleId="a4">
+  <w:style w:type="paragraph" w:styleId="BalloonText">
     <w:name w:val="Balloon Text"/>
-    <w:basedOn w:val="a"/>
-    <w:link w:val="a5"/>
+    <w:basedOn w:val="Normal"/>
+    <w:link w:val="BalloonTextChar"/>
     <w:uiPriority w:val="99"/>
     <w:semiHidden/>
     <w:unhideWhenUsed/>
@@ -2174,10 +2372,10 @@
       <w:szCs w:val="22"/>
     </w:rPr>
   </w:style>
-  <w:style w:type="character" w:customStyle="1" w:styleId="a5">
-    <w:name w:val="ข้อความบอลลูน อักขระ"/>
-    <w:basedOn w:val="a0"/>
-    <w:link w:val="a4"/>
+  <w:style w:type="character" w:customStyle="1" w:styleId="BalloonTextChar">
+    <w:name w:val="Balloon Text Char"/>
+    <w:basedOn w:val="DefaultParagraphFont"/>
+    <w:link w:val="BalloonText"/>
     <w:uiPriority w:val="99"/>
     <w:semiHidden/>
     <w:rsid w:val="000C52FD"/>
@@ -2187,10 +2385,10 @@
       <w:szCs w:val="22"/>
     </w:rPr>
   </w:style>
-  <w:style w:type="paragraph" w:styleId="a6">
+  <w:style w:type="paragraph" w:styleId="Header">
     <w:name w:val="header"/>
-    <w:basedOn w:val="a"/>
-    <w:link w:val="a7"/>
+    <w:basedOn w:val="Normal"/>
+    <w:link w:val="HeaderChar"/>
     <w:uiPriority w:val="99"/>
     <w:unhideWhenUsed/>
     <w:rsid w:val="002E55A6"/>
@@ -2201,17 +2399,17 @@
       </w:tabs>
     </w:pPr>
   </w:style>
-  <w:style w:type="character" w:customStyle="1" w:styleId="a7">
-    <w:name w:val="หัวกระดาษ อักขระ"/>
-    <w:basedOn w:val="a0"/>
-    <w:link w:val="a6"/>
+  <w:style w:type="character" w:customStyle="1" w:styleId="HeaderChar">
+    <w:name w:val="Header Char"/>
+    <w:basedOn w:val="DefaultParagraphFont"/>
+    <w:link w:val="Header"/>
     <w:uiPriority w:val="99"/>
     <w:rsid w:val="002E55A6"/>
   </w:style>
-  <w:style w:type="paragraph" w:styleId="a8">
+  <w:style w:type="paragraph" w:styleId="Footer">
     <w:name w:val="footer"/>
-    <w:basedOn w:val="a"/>
-    <w:link w:val="a9"/>
+    <w:basedOn w:val="Normal"/>
+    <w:link w:val="FooterChar"/>
     <w:uiPriority w:val="99"/>
     <w:unhideWhenUsed/>
     <w:rsid w:val="002E55A6"/>
@@ -2222,17 +2420,17 @@
       </w:tabs>
     </w:pPr>
   </w:style>
-  <w:style w:type="character" w:customStyle="1" w:styleId="a9">
-    <w:name w:val="ท้ายกระดาษ อักขระ"/>
-    <w:basedOn w:val="a0"/>
-    <w:link w:val="a8"/>
+  <w:style w:type="character" w:customStyle="1" w:styleId="FooterChar">
+    <w:name w:val="Footer Char"/>
+    <w:basedOn w:val="DefaultParagraphFont"/>
+    <w:link w:val="Footer"/>
     <w:uiPriority w:val="99"/>
     <w:rsid w:val="002E55A6"/>
   </w:style>
-  <w:style w:type="character" w:customStyle="1" w:styleId="10">
-    <w:name w:val="หัวเรื่อง 1 อักขระ"/>
-    <w:basedOn w:val="a0"/>
-    <w:link w:val="1"/>
+  <w:style w:type="character" w:customStyle="1" w:styleId="Heading1Char">
+    <w:name w:val="Heading 1 Char"/>
+    <w:basedOn w:val="DefaultParagraphFont"/>
+    <w:link w:val="Heading1"/>
     <w:uiPriority w:val="9"/>
     <w:rsid w:val="005D52E8"/>
     <w:rPr>
@@ -2244,10 +2442,10 @@
       <w:szCs w:val="32"/>
     </w:rPr>
   </w:style>
-  <w:style w:type="character" w:customStyle="1" w:styleId="20">
-    <w:name w:val="หัวเรื่อง 2 อักขระ"/>
-    <w:basedOn w:val="a0"/>
-    <w:link w:val="2"/>
+  <w:style w:type="character" w:customStyle="1" w:styleId="Heading2Char">
+    <w:name w:val="Heading 2 Char"/>
+    <w:basedOn w:val="DefaultParagraphFont"/>
+    <w:link w:val="Heading2"/>
     <w:uiPriority w:val="9"/>
     <w:semiHidden/>
     <w:rsid w:val="005D52E8"/>
@@ -2261,10 +2459,10 @@
       <w:szCs w:val="28"/>
     </w:rPr>
   </w:style>
-  <w:style w:type="character" w:customStyle="1" w:styleId="30">
-    <w:name w:val="หัวเรื่อง 3 อักขระ"/>
-    <w:basedOn w:val="a0"/>
-    <w:link w:val="3"/>
+  <w:style w:type="character" w:customStyle="1" w:styleId="Heading3Char">
+    <w:name w:val="Heading 3 Char"/>
+    <w:basedOn w:val="DefaultParagraphFont"/>
+    <w:link w:val="Heading3"/>
     <w:uiPriority w:val="9"/>
     <w:semiHidden/>
     <w:rsid w:val="005D52E8"/>
@@ -2276,10 +2474,10 @@
       <w:szCs w:val="26"/>
     </w:rPr>
   </w:style>
-  <w:style w:type="character" w:customStyle="1" w:styleId="40">
-    <w:name w:val="หัวเรื่อง 4 อักขระ"/>
-    <w:basedOn w:val="a0"/>
-    <w:link w:val="4"/>
+  <w:style w:type="character" w:customStyle="1" w:styleId="Heading4Char">
+    <w:name w:val="Heading 4 Char"/>
+    <w:basedOn w:val="DefaultParagraphFont"/>
+    <w:link w:val="Heading4"/>
     <w:uiPriority w:val="9"/>
     <w:semiHidden/>
     <w:rsid w:val="005D52E8"/>
@@ -2290,10 +2488,10 @@
       <w:szCs w:val="28"/>
     </w:rPr>
   </w:style>
-  <w:style w:type="character" w:customStyle="1" w:styleId="50">
-    <w:name w:val="หัวเรื่อง 5 อักขระ"/>
-    <w:basedOn w:val="a0"/>
-    <w:link w:val="5"/>
+  <w:style w:type="character" w:customStyle="1" w:styleId="Heading5Char">
+    <w:name w:val="Heading 5 Char"/>
+    <w:basedOn w:val="DefaultParagraphFont"/>
+    <w:link w:val="Heading5"/>
     <w:uiPriority w:val="9"/>
     <w:semiHidden/>
     <w:rsid w:val="005D52E8"/>
@@ -2306,10 +2504,10 @@
       <w:szCs w:val="26"/>
     </w:rPr>
   </w:style>
-  <w:style w:type="character" w:customStyle="1" w:styleId="60">
-    <w:name w:val="หัวเรื่อง 6 อักขระ"/>
-    <w:basedOn w:val="a0"/>
-    <w:link w:val="6"/>
+  <w:style w:type="character" w:customStyle="1" w:styleId="Heading6Char">
+    <w:name w:val="Heading 6 Char"/>
+    <w:basedOn w:val="DefaultParagraphFont"/>
+    <w:link w:val="Heading6"/>
     <w:uiPriority w:val="9"/>
     <w:semiHidden/>
     <w:rsid w:val="005D52E8"/>
@@ -2318,10 +2516,10 @@
       <w:bCs/>
     </w:rPr>
   </w:style>
-  <w:style w:type="character" w:customStyle="1" w:styleId="70">
-    <w:name w:val="หัวเรื่อง 7 อักขระ"/>
-    <w:basedOn w:val="a0"/>
-    <w:link w:val="7"/>
+  <w:style w:type="character" w:customStyle="1" w:styleId="Heading7Char">
+    <w:name w:val="Heading 7 Char"/>
+    <w:basedOn w:val="DefaultParagraphFont"/>
+    <w:link w:val="Heading7"/>
     <w:uiPriority w:val="9"/>
     <w:semiHidden/>
     <w:rsid w:val="005D52E8"/>
@@ -2330,10 +2528,10 @@
       <w:szCs w:val="24"/>
     </w:rPr>
   </w:style>
-  <w:style w:type="character" w:customStyle="1" w:styleId="80">
-    <w:name w:val="หัวเรื่อง 8 อักขระ"/>
-    <w:basedOn w:val="a0"/>
-    <w:link w:val="8"/>
+  <w:style w:type="character" w:customStyle="1" w:styleId="Heading8Char">
+    <w:name w:val="Heading 8 Char"/>
+    <w:basedOn w:val="DefaultParagraphFont"/>
+    <w:link w:val="Heading8"/>
     <w:uiPriority w:val="9"/>
     <w:semiHidden/>
     <w:rsid w:val="005D52E8"/>
@@ -2344,10 +2542,10 @@
       <w:szCs w:val="24"/>
     </w:rPr>
   </w:style>
-  <w:style w:type="character" w:customStyle="1" w:styleId="90">
-    <w:name w:val="หัวเรื่อง 9 อักขระ"/>
-    <w:basedOn w:val="a0"/>
-    <w:link w:val="9"/>
+  <w:style w:type="character" w:customStyle="1" w:styleId="Heading9Char">
+    <w:name w:val="Heading 9 Char"/>
+    <w:basedOn w:val="DefaultParagraphFont"/>
+    <w:link w:val="Heading9"/>
     <w:uiPriority w:val="9"/>
     <w:semiHidden/>
     <w:rsid w:val="005D52E8"/>
@@ -2355,11 +2553,11 @@
       <w:rFonts w:asciiTheme="majorHAnsi" w:eastAsiaTheme="majorEastAsia" w:hAnsiTheme="majorHAnsi"/>
     </w:rPr>
   </w:style>
-  <w:style w:type="paragraph" w:styleId="aa">
+  <w:style w:type="paragraph" w:styleId="Title">
     <w:name w:val="Title"/>
-    <w:basedOn w:val="a"/>
-    <w:next w:val="a"/>
-    <w:link w:val="ab"/>
+    <w:basedOn w:val="Normal"/>
+    <w:next w:val="Normal"/>
+    <w:link w:val="TitleChar"/>
     <w:uiPriority w:val="10"/>
     <w:qFormat/>
     <w:rsid w:val="005D52E8"/>
@@ -2377,10 +2575,10 @@
       <w:szCs w:val="32"/>
     </w:rPr>
   </w:style>
-  <w:style w:type="character" w:customStyle="1" w:styleId="ab">
-    <w:name w:val="ชื่อเรื่อง อักขระ"/>
-    <w:basedOn w:val="a0"/>
-    <w:link w:val="aa"/>
+  <w:style w:type="character" w:customStyle="1" w:styleId="TitleChar">
+    <w:name w:val="Title Char"/>
+    <w:basedOn w:val="DefaultParagraphFont"/>
+    <w:link w:val="Title"/>
     <w:uiPriority w:val="10"/>
     <w:rsid w:val="005D52E8"/>
     <w:rPr>
@@ -2392,11 +2590,11 @@
       <w:szCs w:val="32"/>
     </w:rPr>
   </w:style>
-  <w:style w:type="paragraph" w:styleId="ac">
+  <w:style w:type="paragraph" w:styleId="Subtitle">
     <w:name w:val="Subtitle"/>
-    <w:basedOn w:val="a"/>
-    <w:next w:val="a"/>
-    <w:link w:val="ad"/>
+    <w:basedOn w:val="Normal"/>
+    <w:next w:val="Normal"/>
+    <w:link w:val="SubtitleChar"/>
     <w:uiPriority w:val="11"/>
     <w:qFormat/>
     <w:rsid w:val="005D52E8"/>
@@ -2409,10 +2607,10 @@
       <w:rFonts w:asciiTheme="majorHAnsi" w:eastAsiaTheme="majorEastAsia" w:hAnsiTheme="majorHAnsi"/>
     </w:rPr>
   </w:style>
-  <w:style w:type="character" w:customStyle="1" w:styleId="ad">
-    <w:name w:val="ชื่อเรื่องรอง อักขระ"/>
-    <w:basedOn w:val="a0"/>
-    <w:link w:val="ac"/>
+  <w:style w:type="character" w:customStyle="1" w:styleId="SubtitleChar">
+    <w:name w:val="Subtitle Char"/>
+    <w:basedOn w:val="DefaultParagraphFont"/>
+    <w:link w:val="Subtitle"/>
     <w:uiPriority w:val="11"/>
     <w:rsid w:val="005D52E8"/>
     <w:rPr>
@@ -2421,9 +2619,9 @@
       <w:szCs w:val="24"/>
     </w:rPr>
   </w:style>
-  <w:style w:type="character" w:styleId="ae">
+  <w:style w:type="character" w:styleId="Strong">
     <w:name w:val="Strong"/>
-    <w:basedOn w:val="a0"/>
+    <w:basedOn w:val="DefaultParagraphFont"/>
     <w:uiPriority w:val="22"/>
     <w:qFormat/>
     <w:rsid w:val="005D52E8"/>
@@ -2432,9 +2630,9 @@
       <w:bCs/>
     </w:rPr>
   </w:style>
-  <w:style w:type="character" w:styleId="af">
+  <w:style w:type="character" w:styleId="Emphasis">
     <w:name w:val="Emphasis"/>
-    <w:basedOn w:val="a0"/>
+    <w:basedOn w:val="DefaultParagraphFont"/>
     <w:uiPriority w:val="20"/>
     <w:qFormat/>
     <w:rsid w:val="005D52E8"/>
@@ -2445,9 +2643,9 @@
       <w:iCs/>
     </w:rPr>
   </w:style>
-  <w:style w:type="paragraph" w:styleId="af0">
+  <w:style w:type="paragraph" w:styleId="NoSpacing">
     <w:name w:val="No Spacing"/>
-    <w:basedOn w:val="a"/>
+    <w:basedOn w:val="Normal"/>
     <w:uiPriority w:val="1"/>
     <w:qFormat/>
     <w:rsid w:val="005D52E8"/>
@@ -2455,9 +2653,9 @@
       <w:szCs w:val="32"/>
     </w:rPr>
   </w:style>
-  <w:style w:type="paragraph" w:styleId="af1">
+  <w:style w:type="paragraph" w:styleId="ListParagraph">
     <w:name w:val="List Paragraph"/>
-    <w:basedOn w:val="a"/>
+    <w:basedOn w:val="Normal"/>
     <w:uiPriority w:val="34"/>
     <w:qFormat/>
     <w:rsid w:val="005D52E8"/>
@@ -2466,11 +2664,11 @@
       <w:contextualSpacing/>
     </w:pPr>
   </w:style>
-  <w:style w:type="paragraph" w:styleId="af2">
+  <w:style w:type="paragraph" w:styleId="Quote">
     <w:name w:val="Quote"/>
-    <w:basedOn w:val="a"/>
-    <w:next w:val="a"/>
-    <w:link w:val="af3"/>
+    <w:basedOn w:val="Normal"/>
+    <w:next w:val="Normal"/>
+    <w:link w:val="QuoteChar"/>
     <w:uiPriority w:val="29"/>
     <w:qFormat/>
     <w:rsid w:val="005D52E8"/>
@@ -2478,10 +2676,10 @@
       <w:i/>
     </w:rPr>
   </w:style>
-  <w:style w:type="character" w:customStyle="1" w:styleId="af3">
-    <w:name w:val="คำอ้างอิง อักขระ"/>
-    <w:basedOn w:val="a0"/>
-    <w:link w:val="af2"/>
+  <w:style w:type="character" w:customStyle="1" w:styleId="QuoteChar">
+    <w:name w:val="Quote Char"/>
+    <w:basedOn w:val="DefaultParagraphFont"/>
+    <w:link w:val="Quote"/>
     <w:uiPriority w:val="29"/>
     <w:rsid w:val="005D52E8"/>
     <w:rPr>
@@ -2490,11 +2688,11 @@
       <w:szCs w:val="24"/>
     </w:rPr>
   </w:style>
-  <w:style w:type="paragraph" w:styleId="af4">
+  <w:style w:type="paragraph" w:styleId="IntenseQuote">
     <w:name w:val="Intense Quote"/>
-    <w:basedOn w:val="a"/>
-    <w:next w:val="a"/>
-    <w:link w:val="af5"/>
+    <w:basedOn w:val="Normal"/>
+    <w:next w:val="Normal"/>
+    <w:link w:val="IntenseQuoteChar"/>
     <w:uiPriority w:val="30"/>
     <w:qFormat/>
     <w:rsid w:val="005D52E8"/>
@@ -2507,10 +2705,10 @@
       <w:szCs w:val="22"/>
     </w:rPr>
   </w:style>
-  <w:style w:type="character" w:customStyle="1" w:styleId="af5">
-    <w:name w:val="ทำให้คำอ้างอิงเป็นสีเข้มขึ้น อักขระ"/>
-    <w:basedOn w:val="a0"/>
-    <w:link w:val="af4"/>
+  <w:style w:type="character" w:customStyle="1" w:styleId="IntenseQuoteChar">
+    <w:name w:val="Intense Quote Char"/>
+    <w:basedOn w:val="DefaultParagraphFont"/>
+    <w:link w:val="IntenseQuote"/>
     <w:uiPriority w:val="30"/>
     <w:rsid w:val="005D52E8"/>
     <w:rPr>
@@ -2519,7 +2717,7 @@
       <w:sz w:val="24"/>
     </w:rPr>
   </w:style>
-  <w:style w:type="character" w:styleId="af6">
+  <w:style w:type="character" w:styleId="SubtleEmphasis">
     <w:name w:val="Subtle Emphasis"/>
     <w:uiPriority w:val="19"/>
     <w:qFormat/>
@@ -2529,9 +2727,9 @@
       <w:color w:val="5A5A5A" w:themeColor="text1" w:themeTint="A5"/>
     </w:rPr>
   </w:style>
-  <w:style w:type="character" w:styleId="af7">
+  <w:style w:type="character" w:styleId="IntenseEmphasis">
     <w:name w:val="Intense Emphasis"/>
-    <w:basedOn w:val="a0"/>
+    <w:basedOn w:val="DefaultParagraphFont"/>
     <w:uiPriority w:val="21"/>
     <w:qFormat/>
     <w:rsid w:val="005D52E8"/>
@@ -2543,9 +2741,9 @@
       <w:u w:val="single"/>
     </w:rPr>
   </w:style>
-  <w:style w:type="character" w:styleId="af8">
+  <w:style w:type="character" w:styleId="SubtleReference">
     <w:name w:val="Subtle Reference"/>
-    <w:basedOn w:val="a0"/>
+    <w:basedOn w:val="DefaultParagraphFont"/>
     <w:uiPriority w:val="31"/>
     <w:qFormat/>
     <w:rsid w:val="005D52E8"/>
@@ -2555,9 +2753,9 @@
       <w:u w:val="single"/>
     </w:rPr>
   </w:style>
-  <w:style w:type="character" w:styleId="af9">
+  <w:style w:type="character" w:styleId="IntenseReference">
     <w:name w:val="Intense Reference"/>
-    <w:basedOn w:val="a0"/>
+    <w:basedOn w:val="DefaultParagraphFont"/>
     <w:uiPriority w:val="32"/>
     <w:qFormat/>
     <w:rsid w:val="005D52E8"/>
@@ -2567,9 +2765,9 @@
       <w:u w:val="single"/>
     </w:rPr>
   </w:style>
-  <w:style w:type="character" w:styleId="afa">
+  <w:style w:type="character" w:styleId="BookTitle">
     <w:name w:val="Book Title"/>
-    <w:basedOn w:val="a0"/>
+    <w:basedOn w:val="DefaultParagraphFont"/>
     <w:uiPriority w:val="33"/>
     <w:qFormat/>
     <w:rsid w:val="005D52E8"/>
@@ -2581,10 +2779,10 @@
       <w:szCs w:val="24"/>
     </w:rPr>
   </w:style>
-  <w:style w:type="paragraph" w:styleId="afb">
+  <w:style w:type="paragraph" w:styleId="TOCHeading">
     <w:name w:val="TOC Heading"/>
-    <w:basedOn w:val="1"/>
-    <w:next w:val="a"/>
+    <w:basedOn w:val="Heading1"/>
+    <w:next w:val="Normal"/>
     <w:uiPriority w:val="39"/>
     <w:semiHidden/>
     <w:unhideWhenUsed/>
@@ -2594,9 +2792,9 @@
       <w:outlineLvl w:val="9"/>
     </w:pPr>
   </w:style>
-  <w:style w:type="table" w:styleId="afc">
+  <w:style w:type="table" w:styleId="TableGrid">
     <w:name w:val="Table Grid"/>
-    <w:basedOn w:val="a1"/>
+    <w:basedOn w:val="TableNormal"/>
     <w:uiPriority w:val="39"/>
     <w:rsid w:val="005E088A"/>
     <w:tblPr>

--- a/shopping-cart-spring-boot-main/src/main/resources/templates/docx/doc_0.docx
+++ b/shopping-cart-spring-boot-main/src/main/resources/templates/docx/doc_0.docx
@@ -313,7 +313,6 @@
         </w:rPr>
         <w:t>{{</w:t>
       </w:r>
-      <w:proofErr w:type="spellStart"/>
       <w:r>
         <w:rPr>
           <w:rFonts w:ascii="TH Sarabun New" w:eastAsia="Times New Roman" w:hAnsi="TH Sarabun New" w:cs="TH Sarabun New"/>
@@ -324,7 +323,6 @@
         </w:rPr>
         <w:t>memo_no</w:t>
       </w:r>
-      <w:proofErr w:type="spellEnd"/>
       <w:r>
         <w:rPr>
           <w:rFonts w:ascii="TH Sarabun New" w:eastAsia="Times New Roman" w:hAnsi="TH Sarabun New" w:cs="TH Sarabun New"/>
@@ -378,6 +376,19 @@
           <w:lang w:eastAsia="en-GB"/>
         </w:rPr>
         <w:t>วันที่</w:t>
+      </w:r>
+      <w:r>
+        <w:rPr>
+          <w:rFonts w:ascii="TH Sarabun New" w:eastAsia="Times New Roman" w:hAnsi="TH Sarabun New" w:cs="TH Sarabun New" w:hint="cs"/>
+          <w:b/>
+          <w:bCs/>
+          <w:color w:val="000000" w:themeColor="text1"/>
+          <w:sz w:val="32"/>
+          <w:szCs w:val="32"/>
+          <w:cs/>
+          <w:lang w:eastAsia="en-GB"/>
+        </w:rPr>
+        <w:t xml:space="preserve"> </w:t>
       </w:r>
       <w:r>
         <w:rPr>
@@ -608,7 +619,6 @@
         </w:rPr>
         <w:t>}}{{</w:t>
       </w:r>
-      <w:proofErr w:type="spellStart"/>
       <w:r>
         <w:rPr>
           <w:rFonts w:ascii="TH Sarabun New" w:eastAsia="Times New Roman" w:hAnsi="TH Sarabun New" w:cs="TH Sarabun New"/>
@@ -619,7 +629,6 @@
         </w:rPr>
         <w:t>full_name</w:t>
       </w:r>
-      <w:proofErr w:type="spellEnd"/>
       <w:r>
         <w:rPr>
           <w:rFonts w:ascii="TH Sarabun New" w:eastAsia="Times New Roman" w:hAnsi="TH Sarabun New" w:cs="TH Sarabun New"/>
@@ -649,18 +658,7 @@
           <w:szCs w:val="32"/>
           <w:lang w:eastAsia="en-GB"/>
         </w:rPr>
-        <w:t>{{</w:t>
-      </w:r>
-      <w:proofErr w:type="spellStart"/>
-      <w:r>
-        <w:rPr>
-          <w:rFonts w:ascii="TH Sarabun New" w:eastAsia="Times New Roman" w:hAnsi="TH Sarabun New" w:cs="TH Sarabun New"/>
-          <w:color w:val="000000" w:themeColor="text1"/>
-          <w:sz w:val="32"/>
-          <w:szCs w:val="32"/>
-          <w:lang w:eastAsia="en-GB"/>
-        </w:rPr>
-        <w:t>employ</w:t>
+        <w:t>{{employ</w:t>
       </w:r>
       <w:r>
         <w:rPr>
@@ -680,18 +678,7 @@
           <w:szCs w:val="32"/>
           <w:lang w:eastAsia="en-GB"/>
         </w:rPr>
-        <w:t>_type</w:t>
-      </w:r>
-      <w:proofErr w:type="spellEnd"/>
-      <w:r>
-        <w:rPr>
-          <w:rFonts w:ascii="TH Sarabun New" w:eastAsia="Times New Roman" w:hAnsi="TH Sarabun New" w:cs="TH Sarabun New"/>
-          <w:color w:val="000000" w:themeColor="text1"/>
-          <w:sz w:val="32"/>
-          <w:szCs w:val="32"/>
-          <w:lang w:eastAsia="en-GB"/>
-        </w:rPr>
-        <w:t>}}</w:t>
+        <w:t>_type}}</w:t>
       </w:r>
       <w:r>
         <w:rPr>
@@ -744,18 +731,7 @@
           <w:szCs w:val="32"/>
           <w:lang w:eastAsia="en-GB"/>
         </w:rPr>
-        <w:t>{{</w:t>
-      </w:r>
-      <w:proofErr w:type="spellStart"/>
-      <w:r>
-        <w:rPr>
-          <w:rFonts w:ascii="TH Sarabun New" w:eastAsia="Times New Roman" w:hAnsi="TH Sarabun New" w:cs="TH Sarabun New"/>
-          <w:color w:val="000000" w:themeColor="text1"/>
-          <w:sz w:val="32"/>
-          <w:szCs w:val="32"/>
-          <w:lang w:eastAsia="en-GB"/>
-        </w:rPr>
-        <w:t>current_</w:t>
+        <w:t>{{current_</w:t>
       </w:r>
       <w:r>
         <w:rPr>
@@ -767,7 +743,6 @@
         </w:rPr>
         <w:t>position</w:t>
       </w:r>
-      <w:proofErr w:type="spellEnd"/>
       <w:r>
         <w:rPr>
           <w:rFonts w:ascii="TH Sarabun New" w:eastAsia="Times New Roman" w:hAnsi="TH Sarabun New" w:cs="TH Sarabun New"/>
@@ -991,7 +966,7 @@
         <w:ind w:firstLine="720"/>
         <w:jc w:val="thaiDistribute"/>
         <w:rPr>
-          <w:rFonts w:ascii="TH Sarabun New" w:eastAsia="Times New Roman" w:hAnsi="TH Sarabun New" w:cs="TH Sarabun New" w:hint="cs"/>
+          <w:rFonts w:ascii="TH Sarabun New" w:eastAsia="Times New Roman" w:hAnsi="TH Sarabun New" w:cs="TH Sarabun New"/>
           <w:color w:val="000000" w:themeColor="text1"/>
           <w:sz w:val="32"/>
           <w:szCs w:val="32"/>
@@ -1049,7 +1024,47 @@
           <w:szCs w:val="32"/>
           <w:lang w:val="en-US" w:eastAsia="en-GB"/>
         </w:rPr>
-        <w:t>{{}}</w:t>
+        <w:t xml:space="preserve"> </w:t>
+      </w:r>
+      <w:r>
+        <w:rPr>
+          <w:rFonts w:ascii="TH Sarabun New" w:eastAsia="Times New Roman" w:hAnsi="TH Sarabun New" w:cs="TH Sarabun New"/>
+          <w:color w:val="000000" w:themeColor="text1"/>
+          <w:sz w:val="32"/>
+          <w:szCs w:val="32"/>
+          <w:lang w:val="en-US" w:eastAsia="en-GB"/>
+        </w:rPr>
+        <w:t>{{</w:t>
+      </w:r>
+      <w:r>
+        <w:rPr>
+          <w:rFonts w:ascii="TH Sarabun New" w:hAnsi="TH Sarabun New" w:cs="TH Sarabun New"/>
+          <w:color w:val="000000" w:themeColor="text1"/>
+          <w:sz w:val="32"/>
+          <w:szCs w:val="32"/>
+          <w:shd w:val="clear" w:color="auto" w:fill="FFFFFF"/>
+        </w:rPr>
+        <w:t>course_name</w:t>
+      </w:r>
+      <w:r>
+        <w:rPr>
+          <w:rFonts w:ascii="TH Sarabun New" w:eastAsia="Times New Roman" w:hAnsi="TH Sarabun New" w:cs="TH Sarabun New"/>
+          <w:color w:val="000000" w:themeColor="text1"/>
+          <w:sz w:val="32"/>
+          <w:szCs w:val="32"/>
+          <w:lang w:val="en-US" w:eastAsia="en-GB"/>
+        </w:rPr>
+        <w:t>}}</w:t>
+      </w:r>
+      <w:r>
+        <w:rPr>
+          <w:rFonts w:ascii="TH Sarabun New" w:eastAsia="Times New Roman" w:hAnsi="TH Sarabun New" w:cs="TH Sarabun New"/>
+          <w:color w:val="000000" w:themeColor="text1"/>
+          <w:sz w:val="32"/>
+          <w:szCs w:val="32"/>
+          <w:lang w:val="en-US" w:eastAsia="en-GB"/>
+        </w:rPr>
+        <w:t xml:space="preserve"> </w:t>
       </w:r>
       <w:r>
         <w:rPr>
@@ -1070,7 +1085,48 @@
           <w:szCs w:val="32"/>
           <w:lang w:val="en-US" w:eastAsia="en-GB"/>
         </w:rPr>
-        <w:t>{{}}</w:t>
+        <w:t xml:space="preserve"> </w:t>
+      </w:r>
+      <w:r>
+        <w:rPr>
+          <w:rFonts w:ascii="TH Sarabun New" w:eastAsia="Times New Roman" w:hAnsi="TH Sarabun New" w:cs="TH Sarabun New"/>
+          <w:color w:val="000000" w:themeColor="text1"/>
+          <w:sz w:val="32"/>
+          <w:szCs w:val="32"/>
+          <w:lang w:val="en-US" w:eastAsia="en-GB"/>
+        </w:rPr>
+        <w:t>{{</w:t>
+      </w:r>
+      <w:r>
+        <w:rPr>
+          <w:rFonts w:ascii="TH Sarabun New" w:hAnsi="TH Sarabun New" w:cs="TH Sarabun New"/>
+          <w:color w:val="000000" w:themeColor="text1"/>
+          <w:sz w:val="32"/>
+          <w:szCs w:val="32"/>
+          <w:shd w:val="clear" w:color="auto" w:fill="FFFFFF"/>
+        </w:rPr>
+        <w:t>course_code</w:t>
+      </w:r>
+      <w:r>
+        <w:rPr>
+          <w:rFonts w:ascii="TH Sarabun New" w:eastAsia="Times New Roman" w:hAnsi="TH Sarabun New" w:cs="TH Sarabun New"/>
+          <w:color w:val="000000" w:themeColor="text1"/>
+          <w:sz w:val="32"/>
+          <w:szCs w:val="32"/>
+          <w:lang w:val="en-US" w:eastAsia="en-GB"/>
+        </w:rPr>
+        <w:t>}}</w:t>
+      </w:r>
+      <w:r>
+        <w:rPr>
+          <w:rFonts w:ascii="TH Sarabun New" w:eastAsia="Times New Roman" w:hAnsi="TH Sarabun New" w:cs="TH Sarabun New" w:hint="cs"/>
+          <w:color w:val="000000" w:themeColor="text1"/>
+          <w:sz w:val="32"/>
+          <w:szCs w:val="32"/>
+          <w:cs/>
+          <w:lang w:val="en-US" w:eastAsia="en-GB"/>
+        </w:rPr>
+        <w:t xml:space="preserve"> </w:t>
       </w:r>
       <w:r>
         <w:rPr>
@@ -1091,7 +1147,37 @@
           <w:szCs w:val="32"/>
           <w:lang w:val="en-US" w:eastAsia="en-GB"/>
         </w:rPr>
-        <w:t>{{}}</w:t>
+        <w:t xml:space="preserve"> </w:t>
+      </w:r>
+      <w:r>
+        <w:rPr>
+          <w:rFonts w:ascii="TH Sarabun New" w:eastAsia="Times New Roman" w:hAnsi="TH Sarabun New" w:cs="TH Sarabun New"/>
+          <w:color w:val="000000" w:themeColor="text1"/>
+          <w:sz w:val="32"/>
+          <w:szCs w:val="32"/>
+          <w:lang w:val="en-US" w:eastAsia="en-GB"/>
+        </w:rPr>
+        <w:t>{{</w:t>
+      </w:r>
+      <w:r>
+        <w:rPr>
+          <w:rFonts w:ascii="TH Sarabun New" w:eastAsia="Times New Roman" w:hAnsi="TH Sarabun New" w:cs="TH Sarabun New"/>
+          <w:color w:val="000000" w:themeColor="text1"/>
+          <w:sz w:val="32"/>
+          <w:szCs w:val="32"/>
+          <w:lang w:eastAsia="en-GB"/>
+        </w:rPr>
+        <w:t>academic_year</w:t>
+      </w:r>
+      <w:r>
+        <w:rPr>
+          <w:rFonts w:ascii="TH Sarabun New" w:eastAsia="Times New Roman" w:hAnsi="TH Sarabun New" w:cs="TH Sarabun New"/>
+          <w:color w:val="000000" w:themeColor="text1"/>
+          <w:sz w:val="32"/>
+          <w:szCs w:val="32"/>
+          <w:lang w:val="en-US" w:eastAsia="en-GB"/>
+        </w:rPr>
+        <w:t>}}</w:t>
       </w:r>
     </w:p>
     <w:p>
@@ -1157,7 +1243,48 @@
           <w:szCs w:val="32"/>
           <w:lang w:val="en-US" w:eastAsia="en-GB"/>
         </w:rPr>
-        <w:t>{{}}</w:t>
+        <w:t xml:space="preserve"> </w:t>
+      </w:r>
+      <w:r>
+        <w:rPr>
+          <w:rFonts w:ascii="TH Sarabun New" w:eastAsia="Times New Roman" w:hAnsi="TH Sarabun New" w:cs="TH Sarabun New"/>
+          <w:color w:val="000000" w:themeColor="text1"/>
+          <w:sz w:val="32"/>
+          <w:szCs w:val="32"/>
+          <w:lang w:val="en-US" w:eastAsia="en-GB"/>
+        </w:rPr>
+        <w:t>{{</w:t>
+      </w:r>
+      <w:r>
+        <w:rPr>
+          <w:rFonts w:ascii="TH Sarabun New" w:hAnsi="TH Sarabun New" w:cs="TH Sarabun New"/>
+          <w:color w:val="000000" w:themeColor="text1"/>
+          <w:sz w:val="32"/>
+          <w:szCs w:val="32"/>
+          <w:shd w:val="clear" w:color="auto" w:fill="FFFFFF"/>
+        </w:rPr>
+        <w:t>course_name</w:t>
+      </w:r>
+      <w:r>
+        <w:rPr>
+          <w:rFonts w:ascii="TH Sarabun New" w:eastAsia="Times New Roman" w:hAnsi="TH Sarabun New" w:cs="TH Sarabun New"/>
+          <w:color w:val="000000" w:themeColor="text1"/>
+          <w:sz w:val="32"/>
+          <w:szCs w:val="32"/>
+          <w:lang w:val="en-US" w:eastAsia="en-GB"/>
+        </w:rPr>
+        <w:t>}}</w:t>
+      </w:r>
+      <w:r>
+        <w:rPr>
+          <w:rFonts w:ascii="TH Sarabun New" w:eastAsia="Times New Roman" w:hAnsi="TH Sarabun New" w:cs="TH Sarabun New" w:hint="cs"/>
+          <w:color w:val="000000" w:themeColor="text1"/>
+          <w:sz w:val="32"/>
+          <w:szCs w:val="32"/>
+          <w:cs/>
+          <w:lang w:val="en-US" w:eastAsia="en-GB"/>
+        </w:rPr>
+        <w:t xml:space="preserve"> </w:t>
       </w:r>
       <w:r>
         <w:rPr>
@@ -1172,13 +1299,54 @@
       </w:r>
       <w:r>
         <w:rPr>
-          <w:rFonts w:ascii="TH Sarabun New" w:eastAsia="Times New Roman" w:hAnsi="TH Sarabun New" w:cs="TH Sarabun New"/>
-          <w:color w:val="000000" w:themeColor="text1"/>
-          <w:sz w:val="32"/>
-          <w:szCs w:val="32"/>
-          <w:lang w:val="en-US" w:eastAsia="en-GB"/>
-        </w:rPr>
-        <w:t>{{}}</w:t>
+          <w:rFonts w:ascii="TH Sarabun New" w:eastAsia="Times New Roman" w:hAnsi="TH Sarabun New" w:cs="TH Sarabun New" w:hint="cs"/>
+          <w:color w:val="000000" w:themeColor="text1"/>
+          <w:sz w:val="32"/>
+          <w:szCs w:val="32"/>
+          <w:cs/>
+          <w:lang w:val="en-US" w:eastAsia="en-GB"/>
+        </w:rPr>
+        <w:t xml:space="preserve"> </w:t>
+      </w:r>
+      <w:r>
+        <w:rPr>
+          <w:rFonts w:ascii="TH Sarabun New" w:eastAsia="Times New Roman" w:hAnsi="TH Sarabun New" w:cs="TH Sarabun New"/>
+          <w:color w:val="000000" w:themeColor="text1"/>
+          <w:sz w:val="32"/>
+          <w:szCs w:val="32"/>
+          <w:lang w:val="en-US" w:eastAsia="en-GB"/>
+        </w:rPr>
+        <w:t>{{</w:t>
+      </w:r>
+      <w:r>
+        <w:rPr>
+          <w:rFonts w:ascii="TH Sarabun New" w:hAnsi="TH Sarabun New" w:cs="TH Sarabun New"/>
+          <w:color w:val="000000" w:themeColor="text1"/>
+          <w:sz w:val="32"/>
+          <w:szCs w:val="32"/>
+          <w:shd w:val="clear" w:color="auto" w:fill="FFFFFF"/>
+        </w:rPr>
+        <w:t>course_code</w:t>
+      </w:r>
+      <w:r>
+        <w:rPr>
+          <w:rFonts w:ascii="TH Sarabun New" w:eastAsia="Times New Roman" w:hAnsi="TH Sarabun New" w:cs="TH Sarabun New"/>
+          <w:color w:val="000000" w:themeColor="text1"/>
+          <w:sz w:val="32"/>
+          <w:szCs w:val="32"/>
+          <w:lang w:val="en-US" w:eastAsia="en-GB"/>
+        </w:rPr>
+        <w:t>}}</w:t>
+      </w:r>
+      <w:r>
+        <w:rPr>
+          <w:rFonts w:ascii="TH Sarabun New" w:eastAsia="Times New Roman" w:hAnsi="TH Sarabun New" w:cs="TH Sarabun New"/>
+          <w:color w:val="000000" w:themeColor="text1"/>
+          <w:sz w:val="32"/>
+          <w:szCs w:val="32"/>
+          <w:lang w:val="en-US" w:eastAsia="en-GB"/>
+        </w:rPr>
+        <w:t xml:space="preserve"> </w:t>
       </w:r>
       <w:r>
         <w:rPr>
@@ -1199,7 +1367,37 @@
           <w:szCs w:val="32"/>
           <w:lang w:val="en-US" w:eastAsia="en-GB"/>
         </w:rPr>
-        <w:t>{{}}</w:t>
+        <w:t xml:space="preserve"> </w:t>
+      </w:r>
+      <w:r>
+        <w:rPr>
+          <w:rFonts w:ascii="TH Sarabun New" w:eastAsia="Times New Roman" w:hAnsi="TH Sarabun New" w:cs="TH Sarabun New"/>
+          <w:color w:val="000000" w:themeColor="text1"/>
+          <w:sz w:val="32"/>
+          <w:szCs w:val="32"/>
+          <w:lang w:val="en-US" w:eastAsia="en-GB"/>
+        </w:rPr>
+        <w:t>{{</w:t>
+      </w:r>
+      <w:r>
+        <w:rPr>
+          <w:rFonts w:ascii="TH Sarabun New" w:eastAsia="Times New Roman" w:hAnsi="TH Sarabun New" w:cs="TH Sarabun New"/>
+          <w:color w:val="000000" w:themeColor="text1"/>
+          <w:sz w:val="32"/>
+          <w:szCs w:val="32"/>
+          <w:lang w:eastAsia="en-GB"/>
+        </w:rPr>
+        <w:t>academic_year</w:t>
+      </w:r>
+      <w:r>
+        <w:rPr>
+          <w:rFonts w:ascii="TH Sarabun New" w:eastAsia="Times New Roman" w:hAnsi="TH Sarabun New" w:cs="TH Sarabun New"/>
+          <w:color w:val="000000" w:themeColor="text1"/>
+          <w:sz w:val="32"/>
+          <w:szCs w:val="32"/>
+          <w:lang w:val="en-US" w:eastAsia="en-GB"/>
+        </w:rPr>
+        <w:t>}}</w:t>
       </w:r>
     </w:p>
     <w:p>
@@ -1297,7 +1495,47 @@
           <w:szCs w:val="32"/>
           <w:lang w:val="en-US" w:eastAsia="en-GB"/>
         </w:rPr>
-        <w:t>{{}}</w:t>
+        <w:t xml:space="preserve"> </w:t>
+      </w:r>
+      <w:r>
+        <w:rPr>
+          <w:rFonts w:ascii="TH Sarabun New" w:eastAsia="Times New Roman" w:hAnsi="TH Sarabun New" w:cs="TH Sarabun New"/>
+          <w:color w:val="000000" w:themeColor="text1"/>
+          <w:sz w:val="32"/>
+          <w:szCs w:val="32"/>
+          <w:lang w:val="en-US" w:eastAsia="en-GB"/>
+        </w:rPr>
+        <w:t>{{</w:t>
+      </w:r>
+      <w:r>
+        <w:rPr>
+          <w:rFonts w:ascii="TH Sarabun New" w:hAnsi="TH Sarabun New" w:cs="TH Sarabun New"/>
+          <w:color w:val="000000" w:themeColor="text1"/>
+          <w:sz w:val="32"/>
+          <w:szCs w:val="32"/>
+          <w:shd w:val="clear" w:color="auto" w:fill="FFFFFF"/>
+        </w:rPr>
+        <w:t>course_name</w:t>
+      </w:r>
+      <w:r>
+        <w:rPr>
+          <w:rFonts w:ascii="TH Sarabun New" w:eastAsia="Times New Roman" w:hAnsi="TH Sarabun New" w:cs="TH Sarabun New"/>
+          <w:color w:val="000000" w:themeColor="text1"/>
+          <w:sz w:val="32"/>
+          <w:szCs w:val="32"/>
+          <w:lang w:val="en-US" w:eastAsia="en-GB"/>
+        </w:rPr>
+        <w:t>}}</w:t>
+      </w:r>
+      <w:r>
+        <w:rPr>
+          <w:rFonts w:ascii="TH Sarabun New" w:eastAsia="Times New Roman" w:hAnsi="TH Sarabun New" w:cs="TH Sarabun New"/>
+          <w:color w:val="000000" w:themeColor="text1"/>
+          <w:sz w:val="32"/>
+          <w:szCs w:val="32"/>
+          <w:lang w:val="en-US" w:eastAsia="en-GB"/>
+        </w:rPr>
+        <w:t xml:space="preserve"> </w:t>
       </w:r>
       <w:r>
         <w:rPr>
@@ -1318,7 +1556,47 @@
           <w:szCs w:val="32"/>
           <w:lang w:val="en-US" w:eastAsia="en-GB"/>
         </w:rPr>
-        <w:t>{{}}</w:t>
+        <w:t xml:space="preserve"> </w:t>
+      </w:r>
+      <w:r>
+        <w:rPr>
+          <w:rFonts w:ascii="TH Sarabun New" w:eastAsia="Times New Roman" w:hAnsi="TH Sarabun New" w:cs="TH Sarabun New"/>
+          <w:color w:val="000000" w:themeColor="text1"/>
+          <w:sz w:val="32"/>
+          <w:szCs w:val="32"/>
+          <w:lang w:val="en-US" w:eastAsia="en-GB"/>
+        </w:rPr>
+        <w:t>{{</w:t>
+      </w:r>
+      <w:r>
+        <w:rPr>
+          <w:rFonts w:ascii="TH Sarabun New" w:hAnsi="TH Sarabun New" w:cs="TH Sarabun New"/>
+          <w:color w:val="000000" w:themeColor="text1"/>
+          <w:sz w:val="32"/>
+          <w:szCs w:val="32"/>
+          <w:shd w:val="clear" w:color="auto" w:fill="FFFFFF"/>
+        </w:rPr>
+        <w:t>course_code</w:t>
+      </w:r>
+      <w:r>
+        <w:rPr>
+          <w:rFonts w:ascii="TH Sarabun New" w:eastAsia="Times New Roman" w:hAnsi="TH Sarabun New" w:cs="TH Sarabun New"/>
+          <w:color w:val="000000" w:themeColor="text1"/>
+          <w:sz w:val="32"/>
+          <w:szCs w:val="32"/>
+          <w:lang w:val="en-US" w:eastAsia="en-GB"/>
+        </w:rPr>
+        <w:t>}}</w:t>
+      </w:r>
+      <w:r>
+        <w:rPr>
+          <w:rFonts w:ascii="TH Sarabun New" w:eastAsia="Times New Roman" w:hAnsi="TH Sarabun New" w:cs="TH Sarabun New"/>
+          <w:color w:val="000000" w:themeColor="text1"/>
+          <w:sz w:val="32"/>
+          <w:szCs w:val="32"/>
+          <w:lang w:val="en-US" w:eastAsia="en-GB"/>
+        </w:rPr>
+        <w:t xml:space="preserve"> </w:t>
       </w:r>
       <w:r>
         <w:rPr>
@@ -1339,7 +1617,37 @@
           <w:szCs w:val="32"/>
           <w:lang w:val="en-US" w:eastAsia="en-GB"/>
         </w:rPr>
-        <w:t>{{}}</w:t>
+        <w:t xml:space="preserve"> </w:t>
+      </w:r>
+      <w:r>
+        <w:rPr>
+          <w:rFonts w:ascii="TH Sarabun New" w:eastAsia="Times New Roman" w:hAnsi="TH Sarabun New" w:cs="TH Sarabun New"/>
+          <w:color w:val="000000" w:themeColor="text1"/>
+          <w:sz w:val="32"/>
+          <w:szCs w:val="32"/>
+          <w:lang w:val="en-US" w:eastAsia="en-GB"/>
+        </w:rPr>
+        <w:t>{{</w:t>
+      </w:r>
+      <w:r>
+        <w:rPr>
+          <w:rFonts w:ascii="TH Sarabun New" w:eastAsia="Times New Roman" w:hAnsi="TH Sarabun New" w:cs="TH Sarabun New"/>
+          <w:color w:val="000000" w:themeColor="text1"/>
+          <w:sz w:val="32"/>
+          <w:szCs w:val="32"/>
+          <w:lang w:eastAsia="en-GB"/>
+        </w:rPr>
+        <w:t>academic_year</w:t>
+      </w:r>
+      <w:r>
+        <w:rPr>
+          <w:rFonts w:ascii="TH Sarabun New" w:eastAsia="Times New Roman" w:hAnsi="TH Sarabun New" w:cs="TH Sarabun New"/>
+          <w:color w:val="000000" w:themeColor="text1"/>
+          <w:sz w:val="32"/>
+          <w:szCs w:val="32"/>
+          <w:lang w:val="en-US" w:eastAsia="en-GB"/>
+        </w:rPr>
+        <w:t>}}</w:t>
       </w:r>
     </w:p>
     <w:p>
@@ -1544,7 +1852,37 @@
           <w:szCs w:val="32"/>
           <w:lang w:eastAsia="en-GB"/>
         </w:rPr>
-        <w:t>{{applicant_name_full_print}}</w:t>
+        <w:t>{{</w:t>
+      </w:r>
+      <w:r>
+        <w:rPr>
+          <w:rFonts w:ascii="TH Sarabun New" w:eastAsia="Times New Roman" w:hAnsi="TH Sarabun New" w:cs="TH Sarabun New"/>
+          <w:color w:val="000000" w:themeColor="text1"/>
+          <w:sz w:val="32"/>
+          <w:szCs w:val="32"/>
+          <w:lang w:val="en-US" w:eastAsia="en-GB"/>
+        </w:rPr>
+        <w:t>title</w:t>
+      </w:r>
+      <w:r>
+        <w:rPr>
+          <w:rFonts w:ascii="TH Sarabun New" w:eastAsia="Times New Roman" w:hAnsi="TH Sarabun New" w:cs="TH Sarabun New"/>
+          <w:color w:val="000000" w:themeColor="text1"/>
+          <w:sz w:val="32"/>
+          <w:szCs w:val="32"/>
+          <w:lang w:eastAsia="en-GB"/>
+        </w:rPr>
+        <w:t>}}</w:t>
+      </w:r>
+      <w:r>
+        <w:rPr>
+          <w:rFonts w:ascii="TH Sarabun New" w:eastAsia="Times New Roman" w:hAnsi="TH Sarabun New" w:cs="TH Sarabun New"/>
+          <w:color w:val="000000" w:themeColor="text1"/>
+          <w:sz w:val="32"/>
+          <w:szCs w:val="32"/>
+          <w:lang w:eastAsia="en-GB"/>
+        </w:rPr>
+        <w:t>{{applicant_name}}</w:t>
       </w:r>
       <w:r>
         <w:rPr>
@@ -2112,7 +2450,7 @@
     <w:lsdException w:name="Unresolved Mention" w:semiHidden="1" w:unhideWhenUsed="1"/>
     <w:lsdException w:name="Smart Link" w:semiHidden="1" w:unhideWhenUsed="1"/>
   </w:latentStyles>
-  <w:style w:type="paragraph" w:default="1" w:styleId="Normal">
+  <w:style w:type="paragraph" w:default="1" w:styleId="a">
     <w:name w:val="Normal"/>
     <w:qFormat/>
     <w:rsid w:val="005D52E8"/>
@@ -2121,11 +2459,11 @@
       <w:szCs w:val="24"/>
     </w:rPr>
   </w:style>
-  <w:style w:type="paragraph" w:styleId="Heading1">
+  <w:style w:type="paragraph" w:styleId="1">
     <w:name w:val="heading 1"/>
-    <w:basedOn w:val="Normal"/>
-    <w:next w:val="Normal"/>
-    <w:link w:val="Heading1Char"/>
+    <w:basedOn w:val="a"/>
+    <w:next w:val="a"/>
+    <w:link w:val="10"/>
     <w:uiPriority w:val="9"/>
     <w:qFormat/>
     <w:rsid w:val="005D52E8"/>
@@ -2143,11 +2481,11 @@
       <w:szCs w:val="32"/>
     </w:rPr>
   </w:style>
-  <w:style w:type="paragraph" w:styleId="Heading2">
+  <w:style w:type="paragraph" w:styleId="2">
     <w:name w:val="heading 2"/>
-    <w:basedOn w:val="Normal"/>
-    <w:next w:val="Normal"/>
-    <w:link w:val="Heading2Char"/>
+    <w:basedOn w:val="a"/>
+    <w:next w:val="a"/>
+    <w:link w:val="20"/>
     <w:uiPriority w:val="9"/>
     <w:semiHidden/>
     <w:unhideWhenUsed/>
@@ -2168,11 +2506,11 @@
       <w:szCs w:val="28"/>
     </w:rPr>
   </w:style>
-  <w:style w:type="paragraph" w:styleId="Heading3">
+  <w:style w:type="paragraph" w:styleId="3">
     <w:name w:val="heading 3"/>
-    <w:basedOn w:val="Normal"/>
-    <w:next w:val="Normal"/>
-    <w:link w:val="Heading3Char"/>
+    <w:basedOn w:val="a"/>
+    <w:next w:val="a"/>
+    <w:link w:val="30"/>
     <w:uiPriority w:val="9"/>
     <w:semiHidden/>
     <w:unhideWhenUsed/>
@@ -2191,11 +2529,11 @@
       <w:szCs w:val="26"/>
     </w:rPr>
   </w:style>
-  <w:style w:type="paragraph" w:styleId="Heading4">
+  <w:style w:type="paragraph" w:styleId="4">
     <w:name w:val="heading 4"/>
-    <w:basedOn w:val="Normal"/>
-    <w:next w:val="Normal"/>
-    <w:link w:val="Heading4Char"/>
+    <w:basedOn w:val="a"/>
+    <w:next w:val="a"/>
+    <w:link w:val="40"/>
     <w:uiPriority w:val="9"/>
     <w:semiHidden/>
     <w:unhideWhenUsed/>
@@ -2213,11 +2551,11 @@
       <w:szCs w:val="28"/>
     </w:rPr>
   </w:style>
-  <w:style w:type="paragraph" w:styleId="Heading5">
+  <w:style w:type="paragraph" w:styleId="5">
     <w:name w:val="heading 5"/>
-    <w:basedOn w:val="Normal"/>
-    <w:next w:val="Normal"/>
-    <w:link w:val="Heading5Char"/>
+    <w:basedOn w:val="a"/>
+    <w:next w:val="a"/>
+    <w:link w:val="50"/>
     <w:uiPriority w:val="9"/>
     <w:semiHidden/>
     <w:unhideWhenUsed/>
@@ -2236,11 +2574,11 @@
       <w:szCs w:val="26"/>
     </w:rPr>
   </w:style>
-  <w:style w:type="paragraph" w:styleId="Heading6">
+  <w:style w:type="paragraph" w:styleId="6">
     <w:name w:val="heading 6"/>
-    <w:basedOn w:val="Normal"/>
-    <w:next w:val="Normal"/>
-    <w:link w:val="Heading6Char"/>
+    <w:basedOn w:val="a"/>
+    <w:next w:val="a"/>
+    <w:link w:val="60"/>
     <w:uiPriority w:val="9"/>
     <w:semiHidden/>
     <w:unhideWhenUsed/>
@@ -2257,11 +2595,11 @@
       <w:szCs w:val="22"/>
     </w:rPr>
   </w:style>
-  <w:style w:type="paragraph" w:styleId="Heading7">
+  <w:style w:type="paragraph" w:styleId="7">
     <w:name w:val="heading 7"/>
-    <w:basedOn w:val="Normal"/>
-    <w:next w:val="Normal"/>
-    <w:link w:val="Heading7Char"/>
+    <w:basedOn w:val="a"/>
+    <w:next w:val="a"/>
+    <w:link w:val="70"/>
     <w:uiPriority w:val="9"/>
     <w:semiHidden/>
     <w:unhideWhenUsed/>
@@ -2272,11 +2610,11 @@
       <w:outlineLvl w:val="6"/>
     </w:pPr>
   </w:style>
-  <w:style w:type="paragraph" w:styleId="Heading8">
+  <w:style w:type="paragraph" w:styleId="8">
     <w:name w:val="heading 8"/>
-    <w:basedOn w:val="Normal"/>
-    <w:next w:val="Normal"/>
-    <w:link w:val="Heading8Char"/>
+    <w:basedOn w:val="a"/>
+    <w:next w:val="a"/>
+    <w:link w:val="80"/>
     <w:uiPriority w:val="9"/>
     <w:semiHidden/>
     <w:unhideWhenUsed/>
@@ -2291,11 +2629,11 @@
       <w:iCs/>
     </w:rPr>
   </w:style>
-  <w:style w:type="paragraph" w:styleId="Heading9">
+  <w:style w:type="paragraph" w:styleId="9">
     <w:name w:val="heading 9"/>
-    <w:basedOn w:val="Normal"/>
-    <w:next w:val="Normal"/>
-    <w:link w:val="Heading9Char"/>
+    <w:basedOn w:val="a"/>
+    <w:next w:val="a"/>
+    <w:link w:val="90"/>
     <w:uiPriority w:val="9"/>
     <w:semiHidden/>
     <w:unhideWhenUsed/>
@@ -2311,13 +2649,13 @@
       <w:szCs w:val="22"/>
     </w:rPr>
   </w:style>
-  <w:style w:type="character" w:default="1" w:styleId="DefaultParagraphFont">
+  <w:style w:type="character" w:default="1" w:styleId="a0">
     <w:name w:val="Default Paragraph Font"/>
     <w:uiPriority w:val="1"/>
     <w:semiHidden/>
     <w:unhideWhenUsed/>
   </w:style>
-  <w:style w:type="table" w:default="1" w:styleId="TableNormal">
+  <w:style w:type="table" w:default="1" w:styleId="a1">
     <w:name w:val="Normal Table"/>
     <w:uiPriority w:val="99"/>
     <w:semiHidden/>
@@ -2332,15 +2670,15 @@
       </w:tblCellMar>
     </w:tblPr>
   </w:style>
-  <w:style w:type="numbering" w:default="1" w:styleId="NoList">
+  <w:style w:type="numbering" w:default="1" w:styleId="a2">
     <w:name w:val="No List"/>
     <w:uiPriority w:val="99"/>
     <w:semiHidden/>
     <w:unhideWhenUsed/>
   </w:style>
-  <w:style w:type="paragraph" w:styleId="NormalWeb">
+  <w:style w:type="paragraph" w:styleId="a3">
     <w:name w:val="Normal (Web)"/>
-    <w:basedOn w:val="Normal"/>
+    <w:basedOn w:val="a"/>
     <w:uiPriority w:val="99"/>
     <w:semiHidden/>
     <w:unhideWhenUsed/>
@@ -2355,13 +2693,13 @@
   </w:style>
   <w:style w:type="character" w:customStyle="1" w:styleId="apple-tab-span">
     <w:name w:val="apple-tab-span"/>
-    <w:basedOn w:val="DefaultParagraphFont"/>
+    <w:basedOn w:val="a0"/>
     <w:rsid w:val="000463DB"/>
   </w:style>
-  <w:style w:type="paragraph" w:styleId="BalloonText">
+  <w:style w:type="paragraph" w:styleId="a4">
     <w:name w:val="Balloon Text"/>
-    <w:basedOn w:val="Normal"/>
-    <w:link w:val="BalloonTextChar"/>
+    <w:basedOn w:val="a"/>
+    <w:link w:val="a5"/>
     <w:uiPriority w:val="99"/>
     <w:semiHidden/>
     <w:unhideWhenUsed/>
@@ -2372,10 +2710,10 @@
       <w:szCs w:val="22"/>
     </w:rPr>
   </w:style>
-  <w:style w:type="character" w:customStyle="1" w:styleId="BalloonTextChar">
-    <w:name w:val="Balloon Text Char"/>
-    <w:basedOn w:val="DefaultParagraphFont"/>
-    <w:link w:val="BalloonText"/>
+  <w:style w:type="character" w:customStyle="1" w:styleId="a5">
+    <w:name w:val="ข้อความบอลลูน อักขระ"/>
+    <w:basedOn w:val="a0"/>
+    <w:link w:val="a4"/>
     <w:uiPriority w:val="99"/>
     <w:semiHidden/>
     <w:rsid w:val="000C52FD"/>
@@ -2385,10 +2723,10 @@
       <w:szCs w:val="22"/>
     </w:rPr>
   </w:style>
-  <w:style w:type="paragraph" w:styleId="Header">
+  <w:style w:type="paragraph" w:styleId="a6">
     <w:name w:val="header"/>
-    <w:basedOn w:val="Normal"/>
-    <w:link w:val="HeaderChar"/>
+    <w:basedOn w:val="a"/>
+    <w:link w:val="a7"/>
     <w:uiPriority w:val="99"/>
     <w:unhideWhenUsed/>
     <w:rsid w:val="002E55A6"/>
@@ -2399,17 +2737,17 @@
       </w:tabs>
     </w:pPr>
   </w:style>
-  <w:style w:type="character" w:customStyle="1" w:styleId="HeaderChar">
-    <w:name w:val="Header Char"/>
-    <w:basedOn w:val="DefaultParagraphFont"/>
-    <w:link w:val="Header"/>
+  <w:style w:type="character" w:customStyle="1" w:styleId="a7">
+    <w:name w:val="หัวกระดาษ อักขระ"/>
+    <w:basedOn w:val="a0"/>
+    <w:link w:val="a6"/>
     <w:uiPriority w:val="99"/>
     <w:rsid w:val="002E55A6"/>
   </w:style>
-  <w:style w:type="paragraph" w:styleId="Footer">
+  <w:style w:type="paragraph" w:styleId="a8">
     <w:name w:val="footer"/>
-    <w:basedOn w:val="Normal"/>
-    <w:link w:val="FooterChar"/>
+    <w:basedOn w:val="a"/>
+    <w:link w:val="a9"/>
     <w:uiPriority w:val="99"/>
     <w:unhideWhenUsed/>
     <w:rsid w:val="002E55A6"/>
@@ -2420,17 +2758,17 @@
       </w:tabs>
     </w:pPr>
   </w:style>
-  <w:style w:type="character" w:customStyle="1" w:styleId="FooterChar">
-    <w:name w:val="Footer Char"/>
-    <w:basedOn w:val="DefaultParagraphFont"/>
-    <w:link w:val="Footer"/>
+  <w:style w:type="character" w:customStyle="1" w:styleId="a9">
+    <w:name w:val="ท้ายกระดาษ อักขระ"/>
+    <w:basedOn w:val="a0"/>
+    <w:link w:val="a8"/>
     <w:uiPriority w:val="99"/>
     <w:rsid w:val="002E55A6"/>
   </w:style>
-  <w:style w:type="character" w:customStyle="1" w:styleId="Heading1Char">
-    <w:name w:val="Heading 1 Char"/>
-    <w:basedOn w:val="DefaultParagraphFont"/>
-    <w:link w:val="Heading1"/>
+  <w:style w:type="character" w:customStyle="1" w:styleId="10">
+    <w:name w:val="หัวเรื่อง 1 อักขระ"/>
+    <w:basedOn w:val="a0"/>
+    <w:link w:val="1"/>
     <w:uiPriority w:val="9"/>
     <w:rsid w:val="005D52E8"/>
     <w:rPr>
@@ -2442,10 +2780,10 @@
       <w:szCs w:val="32"/>
     </w:rPr>
   </w:style>
-  <w:style w:type="character" w:customStyle="1" w:styleId="Heading2Char">
-    <w:name w:val="Heading 2 Char"/>
-    <w:basedOn w:val="DefaultParagraphFont"/>
-    <w:link w:val="Heading2"/>
+  <w:style w:type="character" w:customStyle="1" w:styleId="20">
+    <w:name w:val="หัวเรื่อง 2 อักขระ"/>
+    <w:basedOn w:val="a0"/>
+    <w:link w:val="2"/>
     <w:uiPriority w:val="9"/>
     <w:semiHidden/>
     <w:rsid w:val="005D52E8"/>
@@ -2459,10 +2797,10 @@
       <w:szCs w:val="28"/>
     </w:rPr>
   </w:style>
-  <w:style w:type="character" w:customStyle="1" w:styleId="Heading3Char">
-    <w:name w:val="Heading 3 Char"/>
-    <w:basedOn w:val="DefaultParagraphFont"/>
-    <w:link w:val="Heading3"/>
+  <w:style w:type="character" w:customStyle="1" w:styleId="30">
+    <w:name w:val="หัวเรื่อง 3 อักขระ"/>
+    <w:basedOn w:val="a0"/>
+    <w:link w:val="3"/>
     <w:uiPriority w:val="9"/>
     <w:semiHidden/>
     <w:rsid w:val="005D52E8"/>
@@ -2474,10 +2812,10 @@
       <w:szCs w:val="26"/>
     </w:rPr>
   </w:style>
-  <w:style w:type="character" w:customStyle="1" w:styleId="Heading4Char">
-    <w:name w:val="Heading 4 Char"/>
-    <w:basedOn w:val="DefaultParagraphFont"/>
-    <w:link w:val="Heading4"/>
+  <w:style w:type="character" w:customStyle="1" w:styleId="40">
+    <w:name w:val="หัวเรื่อง 4 อักขระ"/>
+    <w:basedOn w:val="a0"/>
+    <w:link w:val="4"/>
     <w:uiPriority w:val="9"/>
     <w:semiHidden/>
     <w:rsid w:val="005D52E8"/>
@@ -2488,10 +2826,10 @@
       <w:szCs w:val="28"/>
     </w:rPr>
   </w:style>
-  <w:style w:type="character" w:customStyle="1" w:styleId="Heading5Char">
-    <w:name w:val="Heading 5 Char"/>
-    <w:basedOn w:val="DefaultParagraphFont"/>
-    <w:link w:val="Heading5"/>
+  <w:style w:type="character" w:customStyle="1" w:styleId="50">
+    <w:name w:val="หัวเรื่อง 5 อักขระ"/>
+    <w:basedOn w:val="a0"/>
+    <w:link w:val="5"/>
     <w:uiPriority w:val="9"/>
     <w:semiHidden/>
     <w:rsid w:val="005D52E8"/>
@@ -2504,10 +2842,10 @@
       <w:szCs w:val="26"/>
     </w:rPr>
   </w:style>
-  <w:style w:type="character" w:customStyle="1" w:styleId="Heading6Char">
-    <w:name w:val="Heading 6 Char"/>
-    <w:basedOn w:val="DefaultParagraphFont"/>
-    <w:link w:val="Heading6"/>
+  <w:style w:type="character" w:customStyle="1" w:styleId="60">
+    <w:name w:val="หัวเรื่อง 6 อักขระ"/>
+    <w:basedOn w:val="a0"/>
+    <w:link w:val="6"/>
     <w:uiPriority w:val="9"/>
     <w:semiHidden/>
     <w:rsid w:val="005D52E8"/>
@@ -2516,10 +2854,10 @@
       <w:bCs/>
     </w:rPr>
   </w:style>
-  <w:style w:type="character" w:customStyle="1" w:styleId="Heading7Char">
-    <w:name w:val="Heading 7 Char"/>
-    <w:basedOn w:val="DefaultParagraphFont"/>
-    <w:link w:val="Heading7"/>
+  <w:style w:type="character" w:customStyle="1" w:styleId="70">
+    <w:name w:val="หัวเรื่อง 7 อักขระ"/>
+    <w:basedOn w:val="a0"/>
+    <w:link w:val="7"/>
     <w:uiPriority w:val="9"/>
     <w:semiHidden/>
     <w:rsid w:val="005D52E8"/>
@@ -2528,10 +2866,10 @@
       <w:szCs w:val="24"/>
     </w:rPr>
   </w:style>
-  <w:style w:type="character" w:customStyle="1" w:styleId="Heading8Char">
-    <w:name w:val="Heading 8 Char"/>
-    <w:basedOn w:val="DefaultParagraphFont"/>
-    <w:link w:val="Heading8"/>
+  <w:style w:type="character" w:customStyle="1" w:styleId="80">
+    <w:name w:val="หัวเรื่อง 8 อักขระ"/>
+    <w:basedOn w:val="a0"/>
+    <w:link w:val="8"/>
     <w:uiPriority w:val="9"/>
     <w:semiHidden/>
     <w:rsid w:val="005D52E8"/>
@@ -2542,10 +2880,10 @@
       <w:szCs w:val="24"/>
     </w:rPr>
   </w:style>
-  <w:style w:type="character" w:customStyle="1" w:styleId="Heading9Char">
-    <w:name w:val="Heading 9 Char"/>
-    <w:basedOn w:val="DefaultParagraphFont"/>
-    <w:link w:val="Heading9"/>
+  <w:style w:type="character" w:customStyle="1" w:styleId="90">
+    <w:name w:val="หัวเรื่อง 9 อักขระ"/>
+    <w:basedOn w:val="a0"/>
+    <w:link w:val="9"/>
     <w:uiPriority w:val="9"/>
     <w:semiHidden/>
     <w:rsid w:val="005D52E8"/>
@@ -2553,11 +2891,11 @@
       <w:rFonts w:asciiTheme="majorHAnsi" w:eastAsiaTheme="majorEastAsia" w:hAnsiTheme="majorHAnsi"/>
     </w:rPr>
   </w:style>
-  <w:style w:type="paragraph" w:styleId="Title">
+  <w:style w:type="paragraph" w:styleId="aa">
     <w:name w:val="Title"/>
-    <w:basedOn w:val="Normal"/>
-    <w:next w:val="Normal"/>
-    <w:link w:val="TitleChar"/>
+    <w:basedOn w:val="a"/>
+    <w:next w:val="a"/>
+    <w:link w:val="ab"/>
     <w:uiPriority w:val="10"/>
     <w:qFormat/>
     <w:rsid w:val="005D52E8"/>
@@ -2575,10 +2913,10 @@
       <w:szCs w:val="32"/>
     </w:rPr>
   </w:style>
-  <w:style w:type="character" w:customStyle="1" w:styleId="TitleChar">
-    <w:name w:val="Title Char"/>
-    <w:basedOn w:val="DefaultParagraphFont"/>
-    <w:link w:val="Title"/>
+  <w:style w:type="character" w:customStyle="1" w:styleId="ab">
+    <w:name w:val="ชื่อเรื่อง อักขระ"/>
+    <w:basedOn w:val="a0"/>
+    <w:link w:val="aa"/>
     <w:uiPriority w:val="10"/>
     <w:rsid w:val="005D52E8"/>
     <w:rPr>
@@ -2590,11 +2928,11 @@
       <w:szCs w:val="32"/>
     </w:rPr>
   </w:style>
-  <w:style w:type="paragraph" w:styleId="Subtitle">
+  <w:style w:type="paragraph" w:styleId="ac">
     <w:name w:val="Subtitle"/>
-    <w:basedOn w:val="Normal"/>
-    <w:next w:val="Normal"/>
-    <w:link w:val="SubtitleChar"/>
+    <w:basedOn w:val="a"/>
+    <w:next w:val="a"/>
+    <w:link w:val="ad"/>
     <w:uiPriority w:val="11"/>
     <w:qFormat/>
     <w:rsid w:val="005D52E8"/>
@@ -2607,10 +2945,10 @@
       <w:rFonts w:asciiTheme="majorHAnsi" w:eastAsiaTheme="majorEastAsia" w:hAnsiTheme="majorHAnsi"/>
     </w:rPr>
   </w:style>
-  <w:style w:type="character" w:customStyle="1" w:styleId="SubtitleChar">
-    <w:name w:val="Subtitle Char"/>
-    <w:basedOn w:val="DefaultParagraphFont"/>
-    <w:link w:val="Subtitle"/>
+  <w:style w:type="character" w:customStyle="1" w:styleId="ad">
+    <w:name w:val="ชื่อเรื่องรอง อักขระ"/>
+    <w:basedOn w:val="a0"/>
+    <w:link w:val="ac"/>
     <w:uiPriority w:val="11"/>
     <w:rsid w:val="005D52E8"/>
     <w:rPr>
@@ -2619,9 +2957,9 @@
       <w:szCs w:val="24"/>
     </w:rPr>
   </w:style>
-  <w:style w:type="character" w:styleId="Strong">
+  <w:style w:type="character" w:styleId="ae">
     <w:name w:val="Strong"/>
-    <w:basedOn w:val="DefaultParagraphFont"/>
+    <w:basedOn w:val="a0"/>
     <w:uiPriority w:val="22"/>
     <w:qFormat/>
     <w:rsid w:val="005D52E8"/>
@@ -2630,9 +2968,9 @@
       <w:bCs/>
     </w:rPr>
   </w:style>
-  <w:style w:type="character" w:styleId="Emphasis">
+  <w:style w:type="character" w:styleId="af">
     <w:name w:val="Emphasis"/>
-    <w:basedOn w:val="DefaultParagraphFont"/>
+    <w:basedOn w:val="a0"/>
     <w:uiPriority w:val="20"/>
     <w:qFormat/>
     <w:rsid w:val="005D52E8"/>
@@ -2643,9 +2981,9 @@
       <w:iCs/>
     </w:rPr>
   </w:style>
-  <w:style w:type="paragraph" w:styleId="NoSpacing">
+  <w:style w:type="paragraph" w:styleId="af0">
     <w:name w:val="No Spacing"/>
-    <w:basedOn w:val="Normal"/>
+    <w:basedOn w:val="a"/>
     <w:uiPriority w:val="1"/>
     <w:qFormat/>
     <w:rsid w:val="005D52E8"/>
@@ -2653,9 +2991,9 @@
       <w:szCs w:val="32"/>
     </w:rPr>
   </w:style>
-  <w:style w:type="paragraph" w:styleId="ListParagraph">
+  <w:style w:type="paragraph" w:styleId="af1">
     <w:name w:val="List Paragraph"/>
-    <w:basedOn w:val="Normal"/>
+    <w:basedOn w:val="a"/>
     <w:uiPriority w:val="34"/>
     <w:qFormat/>
     <w:rsid w:val="005D52E8"/>
@@ -2664,11 +3002,11 @@
       <w:contextualSpacing/>
     </w:pPr>
   </w:style>
-  <w:style w:type="paragraph" w:styleId="Quote">
+  <w:style w:type="paragraph" w:styleId="af2">
     <w:name w:val="Quote"/>
-    <w:basedOn w:val="Normal"/>
-    <w:next w:val="Normal"/>
-    <w:link w:val="QuoteChar"/>
+    <w:basedOn w:val="a"/>
+    <w:next w:val="a"/>
+    <w:link w:val="af3"/>
     <w:uiPriority w:val="29"/>
     <w:qFormat/>
     <w:rsid w:val="005D52E8"/>
@@ -2676,10 +3014,10 @@
       <w:i/>
     </w:rPr>
   </w:style>
-  <w:style w:type="character" w:customStyle="1" w:styleId="QuoteChar">
-    <w:name w:val="Quote Char"/>
-    <w:basedOn w:val="DefaultParagraphFont"/>
-    <w:link w:val="Quote"/>
+  <w:style w:type="character" w:customStyle="1" w:styleId="af3">
+    <w:name w:val="คำอ้างอิง อักขระ"/>
+    <w:basedOn w:val="a0"/>
+    <w:link w:val="af2"/>
     <w:uiPriority w:val="29"/>
     <w:rsid w:val="005D52E8"/>
     <w:rPr>
@@ -2688,11 +3026,11 @@
       <w:szCs w:val="24"/>
     </w:rPr>
   </w:style>
-  <w:style w:type="paragraph" w:styleId="IntenseQuote">
+  <w:style w:type="paragraph" w:styleId="af4">
     <w:name w:val="Intense Quote"/>
-    <w:basedOn w:val="Normal"/>
-    <w:next w:val="Normal"/>
-    <w:link w:val="IntenseQuoteChar"/>
+    <w:basedOn w:val="a"/>
+    <w:next w:val="a"/>
+    <w:link w:val="af5"/>
     <w:uiPriority w:val="30"/>
     <w:qFormat/>
     <w:rsid w:val="005D52E8"/>
@@ -2705,10 +3043,10 @@
       <w:szCs w:val="22"/>
     </w:rPr>
   </w:style>
-  <w:style w:type="character" w:customStyle="1" w:styleId="IntenseQuoteChar">
-    <w:name w:val="Intense Quote Char"/>
-    <w:basedOn w:val="DefaultParagraphFont"/>
-    <w:link w:val="IntenseQuote"/>
+  <w:style w:type="character" w:customStyle="1" w:styleId="af5">
+    <w:name w:val="ทำให้คำอ้างอิงเป็นสีเข้มขึ้น อักขระ"/>
+    <w:basedOn w:val="a0"/>
+    <w:link w:val="af4"/>
     <w:uiPriority w:val="30"/>
     <w:rsid w:val="005D52E8"/>
     <w:rPr>
@@ -2717,7 +3055,7 @@
       <w:sz w:val="24"/>
     </w:rPr>
   </w:style>
-  <w:style w:type="character" w:styleId="SubtleEmphasis">
+  <w:style w:type="character" w:styleId="af6">
     <w:name w:val="Subtle Emphasis"/>
     <w:uiPriority w:val="19"/>
     <w:qFormat/>
@@ -2727,9 +3065,9 @@
       <w:color w:val="5A5A5A" w:themeColor="text1" w:themeTint="A5"/>
     </w:rPr>
   </w:style>
-  <w:style w:type="character" w:styleId="IntenseEmphasis">
+  <w:style w:type="character" w:styleId="af7">
     <w:name w:val="Intense Emphasis"/>
-    <w:basedOn w:val="DefaultParagraphFont"/>
+    <w:basedOn w:val="a0"/>
     <w:uiPriority w:val="21"/>
     <w:qFormat/>
     <w:rsid w:val="005D52E8"/>
@@ -2741,9 +3079,9 @@
       <w:u w:val="single"/>
     </w:rPr>
   </w:style>
-  <w:style w:type="character" w:styleId="SubtleReference">
+  <w:style w:type="character" w:styleId="af8">
     <w:name w:val="Subtle Reference"/>
-    <w:basedOn w:val="DefaultParagraphFont"/>
+    <w:basedOn w:val="a0"/>
     <w:uiPriority w:val="31"/>
     <w:qFormat/>
     <w:rsid w:val="005D52E8"/>
@@ -2753,9 +3091,9 @@
       <w:u w:val="single"/>
     </w:rPr>
   </w:style>
-  <w:style w:type="character" w:styleId="IntenseReference">
+  <w:style w:type="character" w:styleId="af9">
     <w:name w:val="Intense Reference"/>
-    <w:basedOn w:val="DefaultParagraphFont"/>
+    <w:basedOn w:val="a0"/>
     <w:uiPriority w:val="32"/>
     <w:qFormat/>
     <w:rsid w:val="005D52E8"/>
@@ -2765,9 +3103,9 @@
       <w:u w:val="single"/>
     </w:rPr>
   </w:style>
-  <w:style w:type="character" w:styleId="BookTitle">
+  <w:style w:type="character" w:styleId="afa">
     <w:name w:val="Book Title"/>
-    <w:basedOn w:val="DefaultParagraphFont"/>
+    <w:basedOn w:val="a0"/>
     <w:uiPriority w:val="33"/>
     <w:qFormat/>
     <w:rsid w:val="005D52E8"/>
@@ -2779,10 +3117,10 @@
       <w:szCs w:val="24"/>
     </w:rPr>
   </w:style>
-  <w:style w:type="paragraph" w:styleId="TOCHeading">
+  <w:style w:type="paragraph" w:styleId="afb">
     <w:name w:val="TOC Heading"/>
-    <w:basedOn w:val="Heading1"/>
-    <w:next w:val="Normal"/>
+    <w:basedOn w:val="1"/>
+    <w:next w:val="a"/>
     <w:uiPriority w:val="39"/>
     <w:semiHidden/>
     <w:unhideWhenUsed/>
@@ -2792,9 +3130,9 @@
       <w:outlineLvl w:val="9"/>
     </w:pPr>
   </w:style>
-  <w:style w:type="table" w:styleId="TableGrid">
+  <w:style w:type="table" w:styleId="afc">
     <w:name w:val="Table Grid"/>
-    <w:basedOn w:val="TableNormal"/>
+    <w:basedOn w:val="a1"/>
     <w:uiPriority w:val="39"/>
     <w:rsid w:val="005E088A"/>
     <w:tblPr>
